--- a/DF_TermProject_Spring2026.docx
+++ b/DF_TermProject_Spring2026.docx
@@ -444,14 +444,14 @@
         <w:tblLook w:val="04A0" w:firstRow="1" w:lastRow="0" w:firstColumn="1" w:lastColumn="0" w:noHBand="0" w:noVBand="1"/>
       </w:tblPr>
       <w:tblGrid>
-        <w:gridCol w:w="452"/>
-        <w:gridCol w:w="985"/>
-        <w:gridCol w:w="1208"/>
-        <w:gridCol w:w="1663"/>
-        <w:gridCol w:w="1141"/>
-        <w:gridCol w:w="1141"/>
-        <w:gridCol w:w="974"/>
-        <w:gridCol w:w="1441"/>
+        <w:gridCol w:w="413"/>
+        <w:gridCol w:w="1195"/>
+        <w:gridCol w:w="1788"/>
+        <w:gridCol w:w="1409"/>
+        <w:gridCol w:w="1205"/>
+        <w:gridCol w:w="1998"/>
+        <w:gridCol w:w="843"/>
+        <w:gridCol w:w="1227"/>
       </w:tblGrid>
       <w:tr>
         <w:tc>
@@ -746,7 +746,11 @@
             </w:tcMar>
             <w:vAlign w:val="center"/>
           </w:tcPr>
-          <w:p/>
+          <w:p>
+            <w:r>
+              <w:t>1</w:t>
+            </w:r>
+          </w:p>
         </w:tc>
         <w:tc>
           <w:tcPr>
@@ -766,7 +770,11 @@
             </w:tcMar>
             <w:vAlign w:val="center"/>
           </w:tcPr>
-          <w:p/>
+          <w:p>
+            <w:r>
+              <w:t>Muhammad Shahroz Butt</w:t>
+            </w:r>
+          </w:p>
         </w:tc>
         <w:tc>
           <w:tcPr>
@@ -786,7 +794,11 @@
             </w:tcMar>
             <w:vAlign w:val="center"/>
           </w:tcPr>
-          <w:p/>
+          <w:p>
+            <w:r>
+              <w:t>ShahrozButtOfficial</w:t>
+            </w:r>
+          </w:p>
         </w:tc>
         <w:tc>
           <w:tcPr>
@@ -806,7 +818,11 @@
             </w:tcMar>
             <w:vAlign w:val="center"/>
           </w:tcPr>
-          <w:p/>
+          <w:p>
+            <w:r>
+              <w:t>TL</w:t>
+            </w:r>
+          </w:p>
         </w:tc>
         <w:tc>
           <w:tcPr>
@@ -826,7 +842,11 @@
             </w:tcMar>
             <w:vAlign w:val="center"/>
           </w:tcPr>
-          <w:p/>
+          <w:p>
+            <w:r>
+              <w:t>ci-dev.yml,cd-prod.yml</w:t>
+            </w:r>
+          </w:p>
         </w:tc>
         <w:tc>
           <w:tcPr>
@@ -846,7 +866,11 @@
             </w:tcMar>
             <w:vAlign w:val="center"/>
           </w:tcPr>
-          <w:p/>
+          <w:p>
+            <w:r>
+              <w:t>Index.html</w:t>
+            </w:r>
+          </w:p>
         </w:tc>
         <w:tc>
           <w:tcPr>
@@ -908,7 +932,11 @@
             </w:tcMar>
             <w:vAlign w:val="center"/>
           </w:tcPr>
-          <w:p/>
+          <w:p>
+            <w:r>
+              <w:t>2</w:t>
+            </w:r>
+          </w:p>
         </w:tc>
         <w:tc>
           <w:tcPr>
@@ -928,7 +956,11 @@
             </w:tcMar>
             <w:vAlign w:val="center"/>
           </w:tcPr>
-          <w:p/>
+          <w:p>
+            <w:r>
+              <w:t>Azan Awan</w:t>
+            </w:r>
+          </w:p>
         </w:tc>
         <w:tc>
           <w:tcPr>
@@ -948,7 +980,11 @@
             </w:tcMar>
             <w:vAlign w:val="center"/>
           </w:tcPr>
-          <w:p/>
+          <w:p>
+            <w:r>
+              <w:t>Azanawan01</w:t>
+            </w:r>
+          </w:p>
         </w:tc>
         <w:tc>
           <w:tcPr>
@@ -968,7 +1004,11 @@
             </w:tcMar>
             <w:vAlign w:val="center"/>
           </w:tcPr>
-          <w:p/>
+          <w:p>
+            <w:r>
+              <w:t>Member</w:t>
+            </w:r>
+          </w:p>
         </w:tc>
         <w:tc>
           <w:tcPr>
@@ -988,7 +1028,11 @@
             </w:tcMar>
             <w:vAlign w:val="center"/>
           </w:tcPr>
-          <w:p/>
+          <w:p>
+            <w:r>
+              <w:t>cd-dev.yml</w:t>
+            </w:r>
+          </w:p>
         </w:tc>
         <w:tc>
           <w:tcPr>
@@ -1008,7 +1052,11 @@
             </w:tcMar>
             <w:vAlign w:val="center"/>
           </w:tcPr>
-          <w:p/>
+          <w:p>
+            <w:r>
+              <w:t>Lahore,html</w:t>
+            </w:r>
+          </w:p>
         </w:tc>
         <w:tc>
           <w:tcPr>
@@ -1070,7 +1118,11 @@
             </w:tcMar>
             <w:vAlign w:val="center"/>
           </w:tcPr>
-          <w:p/>
+          <w:p>
+            <w:r>
+              <w:t>3</w:t>
+            </w:r>
+          </w:p>
         </w:tc>
         <w:tc>
           <w:tcPr>
@@ -1090,7 +1142,11 @@
             </w:tcMar>
             <w:vAlign w:val="center"/>
           </w:tcPr>
-          <w:p/>
+          <w:p>
+            <w:r>
+              <w:t>Abdullah Nazir</w:t>
+            </w:r>
+          </w:p>
         </w:tc>
         <w:tc>
           <w:tcPr>
@@ -1110,7 +1166,11 @@
             </w:tcMar>
             <w:vAlign w:val="center"/>
           </w:tcPr>
-          <w:p/>
+          <w:p>
+            <w:r>
+              <w:t>AbdullahNazir0</w:t>
+            </w:r>
+          </w:p>
         </w:tc>
         <w:tc>
           <w:tcPr>
@@ -1130,7 +1190,11 @@
             </w:tcMar>
             <w:vAlign w:val="center"/>
           </w:tcPr>
-          <w:p/>
+          <w:p>
+            <w:r>
+              <w:t>Member</w:t>
+            </w:r>
+          </w:p>
         </w:tc>
         <w:tc>
           <w:tcPr>
@@ -1150,7 +1214,17 @@
             </w:tcMar>
             <w:vAlign w:val="center"/>
           </w:tcPr>
-          <w:p/>
+          <w:p>
+            <w:r>
+              <w:t>ci-staging.yml</w:t>
+            </w:r>
+            <w:r>
+              <w:t xml:space="preserve">, </w:t>
+            </w:r>
+            <w:r>
+              <w:t>cd-staging.yml</w:t>
+            </w:r>
+          </w:p>
         </w:tc>
         <w:tc>
           <w:tcPr>
@@ -1170,7 +1244,11 @@
             </w:tcMar>
             <w:vAlign w:val="center"/>
           </w:tcPr>
-          <w:p/>
+          <w:p>
+            <w:r>
+              <w:t>Hunza.html,Swat.html</w:t>
+            </w:r>
+          </w:p>
         </w:tc>
         <w:tc>
           <w:tcPr>
@@ -1232,7 +1310,11 @@
             </w:tcMar>
             <w:vAlign w:val="center"/>
           </w:tcPr>
-          <w:p/>
+          <w:p>
+            <w:r>
+              <w:t>4</w:t>
+            </w:r>
+          </w:p>
         </w:tc>
         <w:tc>
           <w:tcPr>
@@ -1252,7 +1334,11 @@
             </w:tcMar>
             <w:vAlign w:val="center"/>
           </w:tcPr>
-          <w:p/>
+          <w:p>
+            <w:r>
+              <w:t>Rai Muhammad Abdullah</w:t>
+            </w:r>
+          </w:p>
         </w:tc>
         <w:tc>
           <w:tcPr>
@@ -1272,7 +1358,11 @@
             </w:tcMar>
             <w:vAlign w:val="center"/>
           </w:tcPr>
-          <w:p/>
+          <w:p>
+            <w:r>
+              <w:t>Lollip137-bit</w:t>
+            </w:r>
+          </w:p>
         </w:tc>
         <w:tc>
           <w:tcPr>
@@ -1292,7 +1382,11 @@
             </w:tcMar>
             <w:vAlign w:val="center"/>
           </w:tcPr>
-          <w:p/>
+          <w:p>
+            <w:r>
+              <w:t>Member</w:t>
+            </w:r>
+          </w:p>
         </w:tc>
         <w:tc>
           <w:tcPr>
@@ -1312,7 +1406,11 @@
             </w:tcMar>
             <w:vAlign w:val="center"/>
           </w:tcPr>
-          <w:p/>
+          <w:p>
+            <w:r>
+              <w:t>ci-prod.yml</w:t>
+            </w:r>
+          </w:p>
         </w:tc>
         <w:tc>
           <w:tcPr>
@@ -1332,7 +1430,11 @@
             </w:tcMar>
             <w:vAlign w:val="center"/>
           </w:tcPr>
-          <w:p/>
+          <w:p>
+            <w:r>
+              <w:t>Karachi.html</w:t>
+            </w:r>
+          </w:p>
         </w:tc>
         <w:tc>
           <w:tcPr>
@@ -1549,7 +1651,49 @@
           <w:bCs/>
           <w:color w:val="1F3864"/>
         </w:rPr>
-        <w:t xml:space="preserve">Group Repository URL: </w:t>
+        <w:t>Group Repository URL:</w:t>
+      </w:r>
+      <w:r>
+        <w:rPr>
+          <w:b/>
+          <w:bCs/>
+          <w:color w:val="1F3864"/>
+        </w:rPr>
+        <w:t xml:space="preserve"> </w:t>
+      </w:r>
+      <w:r>
+        <w:rPr>
+          <w:b/>
+          <w:bCs/>
+          <w:color w:val="1F3864"/>
+        </w:rPr>
+        <w:t>https://github.com/ShahrozButtOfficial/Term-Project-DevOps-.git</w:t>
+      </w:r>
+    </w:p>
+    <w:p/>
+    <w:p>
+      <w:pPr>
+        <w:spacing w:before="60" w:after="60" w:line="276" w:lineRule="auto"/>
+      </w:pPr>
+      <w:r>
+        <w:rPr>
+          <w:b/>
+          <w:bCs/>
+          <w:color w:val="1F3864"/>
+        </w:rPr>
+        <w:t>Deployed Application URLs:</w:t>
+      </w:r>
+    </w:p>
+    <w:p>
+      <w:pPr>
+        <w:spacing w:before="60" w:after="60" w:line="276" w:lineRule="auto"/>
+      </w:pPr>
+      <w:r>
+        <w:rPr>
+          <w:b/>
+          <w:bCs/>
+        </w:rPr>
+        <w:t xml:space="preserve">  Development: </w:t>
       </w:r>
       <w:r>
         <w:rPr>
@@ -1557,10 +1701,9 @@
           <w:iCs/>
           <w:color w:val="595959"/>
         </w:rPr>
-        <w:t>[Paste Your GitHub Repository URL Here]</w:t>
-      </w:r>
-    </w:p>
-    <w:p/>
+        <w:t>[Paste Render Development Service URL Here]</w:t>
+      </w:r>
+    </w:p>
     <w:p>
       <w:pPr>
         <w:spacing w:before="60" w:after="60" w:line="276" w:lineRule="auto"/>
@@ -1569,21 +1712,8 @@
         <w:rPr>
           <w:b/>
           <w:bCs/>
-          <w:color w:val="1F3864"/>
-        </w:rPr>
-        <w:t>Deployed Application URLs:</w:t>
-      </w:r>
-    </w:p>
-    <w:p>
-      <w:pPr>
-        <w:spacing w:before="60" w:after="60" w:line="276" w:lineRule="auto"/>
-      </w:pPr>
-      <w:r>
-        <w:rPr>
-          <w:b/>
-          <w:bCs/>
-        </w:rPr>
-        <w:t xml:space="preserve">  Development: </w:t>
+        </w:rPr>
+        <w:t xml:space="preserve">  Staging:     </w:t>
       </w:r>
       <w:r>
         <w:rPr>
@@ -1591,7 +1721,7 @@
           <w:iCs/>
           <w:color w:val="595959"/>
         </w:rPr>
-        <w:t>[Paste Render Development Service URL Here]</w:t>
+        <w:t>[Paste Render Staging Service URL Here]</w:t>
       </w:r>
     </w:p>
     <w:p>
@@ -1603,7 +1733,7 @@
           <w:b/>
           <w:bCs/>
         </w:rPr>
-        <w:t xml:space="preserve">  Staging:     </w:t>
+        <w:t xml:space="preserve">  Production:  </w:t>
       </w:r>
       <w:r>
         <w:rPr>
@@ -1611,7 +1741,16 @@
           <w:iCs/>
           <w:color w:val="595959"/>
         </w:rPr>
-        <w:t>[Paste Render Staging Service URL Here]</w:t>
+        <w:t>[Paste Render Production Service URL Here]</w:t>
+      </w:r>
+    </w:p>
+    <w:p/>
+    <w:p>
+      <w:pPr>
+        <w:pStyle w:val="Heading1"/>
+      </w:pPr>
+      <w:r>
+        <w:t>SCENARIO</w:t>
       </w:r>
     </w:p>
     <w:p>
@@ -1619,35 +1758,7 @@
         <w:spacing w:before="60" w:after="60" w:line="276" w:lineRule="auto"/>
       </w:pPr>
       <w:r>
-        <w:rPr>
-          <w:b/>
-          <w:bCs/>
-        </w:rPr>
-        <w:t xml:space="preserve">  Production:  </w:t>
-      </w:r>
-      <w:r>
-        <w:rPr>
-          <w:i/>
-          <w:iCs/>
-          <w:color w:val="595959"/>
-        </w:rPr>
-        <w:t>[Paste Render Production Service URL Here]</w:t>
-      </w:r>
-    </w:p>
-    <w:p/>
-    <w:p>
-      <w:pPr>
-        <w:pStyle w:val="Heading1"/>
-      </w:pPr>
-      <w:r>
-        <w:t>SCENARIO</w:t>
-      </w:r>
-    </w:p>
-    <w:p>
-      <w:pPr>
-        <w:spacing w:before="60" w:after="60" w:line="276" w:lineRule="auto"/>
-      </w:pPr>
-      <w:r>
+        <w:lastRenderedPageBreak/>
         <w:t xml:space="preserve">Your team is the engineering crew for </w:t>
       </w:r>
       <w:r>
@@ -1871,7 +1982,6 @@
                 <w:sz w:val="20"/>
                 <w:szCs w:val="20"/>
               </w:rPr>
-              <w:lastRenderedPageBreak/>
               <w:t>Development</w:t>
             </w:r>
           </w:p>
@@ -3019,6 +3129,7 @@
         <w:pStyle w:val="Heading2"/>
       </w:pPr>
       <w:r>
+        <w:lastRenderedPageBreak/>
         <w:t>Table 3: Workflow File Assignment</w:t>
       </w:r>
     </w:p>
@@ -3387,16 +3498,7 @@
                 <w:sz w:val="20"/>
                 <w:szCs w:val="20"/>
               </w:rPr>
-              <w:t xml:space="preserve"> HTML &amp; CSS Linting, Building with </w:t>
-            </w:r>
-            <w:r>
-              <w:rPr>
-                <w:color w:val="000000"/>
-                <w:sz w:val="20"/>
-                <w:szCs w:val="20"/>
-              </w:rPr>
-              <w:lastRenderedPageBreak/>
-              <w:t>Parcel,</w:t>
+              <w:t xml:space="preserve"> HTML &amp; CSS Linting, Building with Parcel,</w:t>
             </w:r>
             <w:r>
               <w:rPr>
@@ -3440,7 +3542,6 @@
                 <w:sz w:val="20"/>
                 <w:szCs w:val="20"/>
               </w:rPr>
-              <w:lastRenderedPageBreak/>
               <w:t>2</w:t>
             </w:r>
           </w:p>
@@ -4355,6 +4456,7 @@
         <w:rPr>
           <w:color w:val="000000"/>
         </w:rPr>
+        <w:lastRenderedPageBreak/>
         <w:t>Complete automated flow:</w:t>
       </w:r>
     </w:p>
@@ -16022,7 +16124,6 @@
   <w:style w:type="character" w:default="1" w:styleId="DefaultParagraphFont">
     <w:name w:val="Default Paragraph Font"/>
     <w:uiPriority w:val="1"/>
-    <w:semiHidden/>
     <w:unhideWhenUsed/>
   </w:style>
   <w:style w:type="table" w:default="1" w:styleId="TableNormal">
@@ -16136,6 +16237,18 @@
     <w:rPr>
       <w:sz w:val="20"/>
       <w:szCs w:val="20"/>
+    </w:rPr>
+  </w:style>
+  <w:style w:type="character" w:styleId="UnresolvedMention">
+    <w:name w:val="Unresolved Mention"/>
+    <w:basedOn w:val="DefaultParagraphFont"/>
+    <w:uiPriority w:val="99"/>
+    <w:semiHidden/>
+    <w:unhideWhenUsed/>
+    <w:rsid w:val="00BD4C92"/>
+    <w:rPr>
+      <w:color w:val="605E5C"/>
+      <w:shd w:val="clear" w:color="auto" w:fill="E1DFDD"/>
     </w:rPr>
   </w:style>
 </w:styles>

--- a/DF_TermProject_Spring2026.docx
+++ b/DF_TermProject_Spring2026.docx
@@ -146,7 +146,91 @@
         <w:rPr>
           <w:color w:val="000000"/>
         </w:rPr>
-        <w:t>Design and implement six GitHub Actions workflow files: ci-dev.yml, cd-dev.yml, ci-staging.yml, cd-staging.yml, ci-prod.yml, and cd-prod.yml.</w:t>
+        <w:t>Design and implement six GitHub Actions workflow files: ci-</w:t>
+      </w:r>
+      <w:proofErr w:type="spellStart"/>
+      <w:r>
+        <w:rPr>
+          <w:color w:val="000000"/>
+        </w:rPr>
+        <w:t>dev.yml</w:t>
+      </w:r>
+      <w:proofErr w:type="spellEnd"/>
+      <w:r>
+        <w:rPr>
+          <w:color w:val="000000"/>
+        </w:rPr>
+        <w:t>, cd-</w:t>
+      </w:r>
+      <w:proofErr w:type="spellStart"/>
+      <w:r>
+        <w:rPr>
+          <w:color w:val="000000"/>
+        </w:rPr>
+        <w:t>dev.yml</w:t>
+      </w:r>
+      <w:proofErr w:type="spellEnd"/>
+      <w:r>
+        <w:rPr>
+          <w:color w:val="000000"/>
+        </w:rPr>
+        <w:t>, ci-</w:t>
+      </w:r>
+      <w:proofErr w:type="spellStart"/>
+      <w:r>
+        <w:rPr>
+          <w:color w:val="000000"/>
+        </w:rPr>
+        <w:t>staging.yml</w:t>
+      </w:r>
+      <w:proofErr w:type="spellEnd"/>
+      <w:r>
+        <w:rPr>
+          <w:color w:val="000000"/>
+        </w:rPr>
+        <w:t>, cd-</w:t>
+      </w:r>
+      <w:proofErr w:type="spellStart"/>
+      <w:r>
+        <w:rPr>
+          <w:color w:val="000000"/>
+        </w:rPr>
+        <w:t>staging.yml</w:t>
+      </w:r>
+      <w:proofErr w:type="spellEnd"/>
+      <w:r>
+        <w:rPr>
+          <w:color w:val="000000"/>
+        </w:rPr>
+        <w:t>, ci-</w:t>
+      </w:r>
+      <w:proofErr w:type="spellStart"/>
+      <w:r>
+        <w:rPr>
+          <w:color w:val="000000"/>
+        </w:rPr>
+        <w:t>prod.yml</w:t>
+      </w:r>
+      <w:proofErr w:type="spellEnd"/>
+      <w:r>
+        <w:rPr>
+          <w:color w:val="000000"/>
+        </w:rPr>
+        <w:t>, and cd-</w:t>
+      </w:r>
+      <w:proofErr w:type="spellStart"/>
+      <w:r>
+        <w:rPr>
+          <w:color w:val="000000"/>
+        </w:rPr>
+        <w:t>prod.yml</w:t>
+      </w:r>
+      <w:proofErr w:type="spellEnd"/>
+      <w:r>
+        <w:rPr>
+          <w:color w:val="000000"/>
+        </w:rPr>
+        <w:t>.</w:t>
       </w:r>
     </w:p>
     <w:p>
@@ -396,7 +480,21 @@
         <w:rPr>
           <w:color w:val="000000"/>
         </w:rPr>
-        <w:t>No JavaScript of any kind is permitted. All pages must be built exclusively using HTML5 and CSS3. Forms must use HTML-only attributes (no JS event listeners, no fetch, no XMLHttpRequest).</w:t>
+        <w:t xml:space="preserve">No JavaScript of any kind is permitted. All pages must be built exclusively using HTML5 and CSS3. Forms must use HTML-only attributes (no JS event listeners, no fetch, no </w:t>
+      </w:r>
+      <w:proofErr w:type="spellStart"/>
+      <w:r>
+        <w:rPr>
+          <w:color w:val="000000"/>
+        </w:rPr>
+        <w:t>XMLHttpRequest</w:t>
+      </w:r>
+      <w:proofErr w:type="spellEnd"/>
+      <w:r>
+        <w:rPr>
+          <w:color w:val="000000"/>
+        </w:rPr>
+        <w:t>).</w:t>
       </w:r>
     </w:p>
     <w:p>
@@ -795,9 +893,11 @@
             <w:vAlign w:val="center"/>
           </w:tcPr>
           <w:p>
+            <w:proofErr w:type="spellStart"/>
             <w:r>
               <w:t>ShahrozButtOfficial</w:t>
             </w:r>
+            <w:proofErr w:type="spellEnd"/>
           </w:p>
         </w:tc>
         <w:tc>
@@ -844,8 +944,21 @@
           </w:tcPr>
           <w:p>
             <w:r>
-              <w:t>ci-dev.yml,cd-prod.yml</w:t>
-            </w:r>
+              <w:t>ci-</w:t>
+            </w:r>
+            <w:proofErr w:type="spellStart"/>
+            <w:r>
+              <w:t>dev.yml,cd</w:t>
+            </w:r>
+            <w:proofErr w:type="spellEnd"/>
+            <w:r>
+              <w:t>-</w:t>
+            </w:r>
+            <w:proofErr w:type="spellStart"/>
+            <w:r>
+              <w:t>prod.yml</w:t>
+            </w:r>
+            <w:proofErr w:type="spellEnd"/>
           </w:p>
         </w:tc>
         <w:tc>
@@ -1030,8 +1143,13 @@
           </w:tcPr>
           <w:p>
             <w:r>
-              <w:t>cd-dev.yml</w:t>
-            </w:r>
+              <w:t>cd-</w:t>
+            </w:r>
+            <w:proofErr w:type="spellStart"/>
+            <w:r>
+              <w:t>dev.yml</w:t>
+            </w:r>
+            <w:proofErr w:type="spellEnd"/>
           </w:p>
         </w:tc>
         <w:tc>
@@ -1053,9 +1171,11 @@
             <w:vAlign w:val="center"/>
           </w:tcPr>
           <w:p>
+            <w:proofErr w:type="spellStart"/>
             <w:r>
               <w:t>Lahore,html</w:t>
             </w:r>
+            <w:proofErr w:type="spellEnd"/>
           </w:p>
         </w:tc>
         <w:tc>
@@ -1216,14 +1336,24 @@
           </w:tcPr>
           <w:p>
             <w:r>
-              <w:t>ci-staging.yml</w:t>
-            </w:r>
+              <w:t>ci-</w:t>
+            </w:r>
+            <w:proofErr w:type="spellStart"/>
+            <w:r>
+              <w:t>staging.yml</w:t>
+            </w:r>
+            <w:proofErr w:type="spellEnd"/>
             <w:r>
               <w:t xml:space="preserve">, </w:t>
             </w:r>
             <w:r>
-              <w:t>cd-staging.yml</w:t>
-            </w:r>
+              <w:t>cd-</w:t>
+            </w:r>
+            <w:proofErr w:type="spellStart"/>
+            <w:r>
+              <w:t>staging.yml</w:t>
+            </w:r>
+            <w:proofErr w:type="spellEnd"/>
           </w:p>
         </w:tc>
         <w:tc>
@@ -1408,8 +1538,13 @@
           </w:tcPr>
           <w:p>
             <w:r>
-              <w:t>ci-prod.yml</w:t>
-            </w:r>
+              <w:t>ci-</w:t>
+            </w:r>
+            <w:proofErr w:type="spellStart"/>
+            <w:r>
+              <w:t>prod.yml</w:t>
+            </w:r>
+            <w:proofErr w:type="spellEnd"/>
           </w:p>
         </w:tc>
         <w:tc>
@@ -1661,114 +1796,108 @@
         </w:rPr>
         <w:t xml:space="preserve"> </w:t>
       </w:r>
+    </w:p>
+    <w:p/>
+    <w:p>
+      <w:pPr>
+        <w:spacing w:before="60" w:after="60" w:line="276" w:lineRule="auto"/>
+      </w:pPr>
       <w:r>
         <w:rPr>
           <w:b/>
           <w:bCs/>
           <w:color w:val="1F3864"/>
         </w:rPr>
-        <w:t>https://github.com/ShahrozButtOfficial/Term-Project-DevOps-.git</w:t>
+        <w:t>Deployed Application URLs:</w:t>
+      </w:r>
+    </w:p>
+    <w:p>
+      <w:pPr>
+        <w:spacing w:before="60" w:after="60" w:line="276" w:lineRule="auto"/>
+      </w:pPr>
+      <w:r>
+        <w:rPr>
+          <w:b/>
+          <w:bCs/>
+        </w:rPr>
+        <w:t xml:space="preserve">  Development: </w:t>
+      </w:r>
+      <w:r>
+        <w:rPr>
+          <w:i/>
+          <w:iCs/>
+          <w:color w:val="595959"/>
+        </w:rPr>
+        <w:t>[Paste Render Development Service URL Here]</w:t>
+      </w:r>
+    </w:p>
+    <w:p>
+      <w:pPr>
+        <w:spacing w:before="60" w:after="60" w:line="276" w:lineRule="auto"/>
+      </w:pPr>
+      <w:r>
+        <w:rPr>
+          <w:b/>
+          <w:bCs/>
+        </w:rPr>
+        <w:t xml:space="preserve">  Staging:     </w:t>
+      </w:r>
+      <w:r>
+        <w:rPr>
+          <w:i/>
+          <w:iCs/>
+          <w:color w:val="595959"/>
+        </w:rPr>
+        <w:t>[Paste Render Staging Service URL Here]</w:t>
+      </w:r>
+    </w:p>
+    <w:p>
+      <w:pPr>
+        <w:spacing w:before="60" w:after="60" w:line="276" w:lineRule="auto"/>
+      </w:pPr>
+      <w:r>
+        <w:rPr>
+          <w:b/>
+          <w:bCs/>
+        </w:rPr>
+        <w:t xml:space="preserve">  Production:  </w:t>
+      </w:r>
+      <w:r>
+        <w:rPr>
+          <w:i/>
+          <w:iCs/>
+          <w:color w:val="595959"/>
+        </w:rPr>
+        <w:t>[Paste Render Production Service URL Here]</w:t>
       </w:r>
     </w:p>
     <w:p/>
     <w:p>
       <w:pPr>
+        <w:pStyle w:val="Heading1"/>
+      </w:pPr>
+      <w:r>
+        <w:t>SCENARIO</w:t>
+      </w:r>
+    </w:p>
+    <w:p>
+      <w:pPr>
         <w:spacing w:before="60" w:after="60" w:line="276" w:lineRule="auto"/>
       </w:pPr>
+      <w:r>
+        <w:lastRenderedPageBreak/>
+        <w:t xml:space="preserve">Your team is the engineering crew for </w:t>
+      </w:r>
+      <w:proofErr w:type="spellStart"/>
       <w:r>
         <w:rPr>
           <w:b/>
           <w:bCs/>
           <w:color w:val="1F3864"/>
         </w:rPr>
-        <w:t>Deployed Application URLs:</w:t>
-      </w:r>
-    </w:p>
-    <w:p>
-      <w:pPr>
-        <w:spacing w:before="60" w:after="60" w:line="276" w:lineRule="auto"/>
-      </w:pPr>
-      <w:r>
-        <w:rPr>
-          <w:b/>
-          <w:bCs/>
-        </w:rPr>
-        <w:t xml:space="preserve">  Development: </w:t>
-      </w:r>
-      <w:r>
-        <w:rPr>
-          <w:i/>
-          <w:iCs/>
-          <w:color w:val="595959"/>
-        </w:rPr>
-        <w:t>[Paste Render Development Service URL Here]</w:t>
-      </w:r>
-    </w:p>
-    <w:p>
-      <w:pPr>
-        <w:spacing w:before="60" w:after="60" w:line="276" w:lineRule="auto"/>
-      </w:pPr>
-      <w:r>
-        <w:rPr>
-          <w:b/>
-          <w:bCs/>
-        </w:rPr>
-        <w:t xml:space="preserve">  Staging:     </w:t>
-      </w:r>
-      <w:r>
-        <w:rPr>
-          <w:i/>
-          <w:iCs/>
-          <w:color w:val="595959"/>
-        </w:rPr>
-        <w:t>[Paste Render Staging Service URL Here]</w:t>
-      </w:r>
-    </w:p>
-    <w:p>
-      <w:pPr>
-        <w:spacing w:before="60" w:after="60" w:line="276" w:lineRule="auto"/>
-      </w:pPr>
-      <w:r>
-        <w:rPr>
-          <w:b/>
-          <w:bCs/>
-        </w:rPr>
-        <w:t xml:space="preserve">  Production:  </w:t>
-      </w:r>
-      <w:r>
-        <w:rPr>
-          <w:i/>
-          <w:iCs/>
-          <w:color w:val="595959"/>
-        </w:rPr>
-        <w:t>[Paste Render Production Service URL Here]</w:t>
-      </w:r>
-    </w:p>
-    <w:p/>
-    <w:p>
-      <w:pPr>
-        <w:pStyle w:val="Heading1"/>
-      </w:pPr>
-      <w:r>
-        <w:t>SCENARIO</w:t>
-      </w:r>
-    </w:p>
-    <w:p>
-      <w:pPr>
-        <w:spacing w:before="60" w:after="60" w:line="276" w:lineRule="auto"/>
-      </w:pPr>
-      <w:r>
-        <w:lastRenderedPageBreak/>
-        <w:t xml:space="preserve">Your team is the engineering crew for </w:t>
-      </w:r>
-      <w:r>
-        <w:rPr>
-          <w:b/>
-          <w:bCs/>
-          <w:color w:val="1F3864"/>
-        </w:rPr>
         <w:t>PakVista</w:t>
       </w:r>
+      <w:proofErr w:type="spellEnd"/>
       <w:r>
         <w:t xml:space="preserve"> – a static informational website about Pakistan's top five tourist destinations. The site consists of five HTML pages, each dedicated to one destination, plus a shared stylesheet that enforces a consistent visual identity. The website must be built using </w:t>
       </w:r>
@@ -2063,13 +2192,23 @@
             <w:vAlign w:val="center"/>
           </w:tcPr>
           <w:p>
-            <w:r>
-              <w:rPr>
-                <w:color w:val="000000"/>
-                <w:sz w:val="20"/>
-                <w:szCs w:val="20"/>
-              </w:rPr>
-              <w:t>pakvista-dev (on Render)</w:t>
+            <w:proofErr w:type="spellStart"/>
+            <w:r>
+              <w:rPr>
+                <w:color w:val="000000"/>
+                <w:sz w:val="20"/>
+                <w:szCs w:val="20"/>
+              </w:rPr>
+              <w:t>pakvista</w:t>
+            </w:r>
+            <w:proofErr w:type="spellEnd"/>
+            <w:r>
+              <w:rPr>
+                <w:color w:val="000000"/>
+                <w:sz w:val="20"/>
+                <w:szCs w:val="20"/>
+              </w:rPr>
+              <w:t>-dev (on Render)</w:t>
             </w:r>
           </w:p>
         </w:tc>
@@ -2183,13 +2322,23 @@
             <w:vAlign w:val="center"/>
           </w:tcPr>
           <w:p>
-            <w:r>
-              <w:rPr>
-                <w:color w:val="000000"/>
-                <w:sz w:val="20"/>
-                <w:szCs w:val="20"/>
-              </w:rPr>
-              <w:t>pakvista-staging (on Render)</w:t>
+            <w:proofErr w:type="spellStart"/>
+            <w:r>
+              <w:rPr>
+                <w:color w:val="000000"/>
+                <w:sz w:val="20"/>
+                <w:szCs w:val="20"/>
+              </w:rPr>
+              <w:t>pakvista</w:t>
+            </w:r>
+            <w:proofErr w:type="spellEnd"/>
+            <w:r>
+              <w:rPr>
+                <w:color w:val="000000"/>
+                <w:sz w:val="20"/>
+                <w:szCs w:val="20"/>
+              </w:rPr>
+              <w:t>-staging (on Render)</w:t>
             </w:r>
           </w:p>
         </w:tc>
@@ -2303,13 +2452,23 @@
             <w:vAlign w:val="center"/>
           </w:tcPr>
           <w:p>
-            <w:r>
-              <w:rPr>
-                <w:color w:val="000000"/>
-                <w:sz w:val="20"/>
-                <w:szCs w:val="20"/>
-              </w:rPr>
-              <w:t>pakvista-prod (on Render)</w:t>
+            <w:proofErr w:type="spellStart"/>
+            <w:r>
+              <w:rPr>
+                <w:color w:val="000000"/>
+                <w:sz w:val="20"/>
+                <w:szCs w:val="20"/>
+              </w:rPr>
+              <w:t>pakvista</w:t>
+            </w:r>
+            <w:proofErr w:type="spellEnd"/>
+            <w:r>
+              <w:rPr>
+                <w:color w:val="000000"/>
+                <w:sz w:val="20"/>
+                <w:szCs w:val="20"/>
+              </w:rPr>
+              <w:t>-prod (on Render)</w:t>
             </w:r>
           </w:p>
         </w:tc>
@@ -2324,7 +2483,21 @@
         <w:rPr>
           <w:color w:val="000000"/>
         </w:rPr>
-        <w:t>The Team Lead sets up the repository, Dockerfile, shared stylesheet (style.css), and all six CI/CD workflow files. Each team member is individually responsible for building one destination page (HTML + CSS) and authoring one workflow file – either a CI or a CD workflow for any one environment.</w:t>
+        <w:t xml:space="preserve">The Team Lead sets up the repository, </w:t>
+      </w:r>
+      <w:proofErr w:type="spellStart"/>
+      <w:r>
+        <w:rPr>
+          <w:color w:val="000000"/>
+        </w:rPr>
+        <w:t>Dockerfile</w:t>
+      </w:r>
+      <w:proofErr w:type="spellEnd"/>
+      <w:r>
+        <w:rPr>
+          <w:color w:val="000000"/>
+        </w:rPr>
+        <w:t>, shared stylesheet (style.css), and all six CI/CD workflow files. Each team member is individually responsible for building one destination page (HTML + CSS) and authoring one workflow file – either a CI or a CD workflow for any one environment.</w:t>
       </w:r>
     </w:p>
     <w:p/>
@@ -2333,7 +2506,15 @@
         <w:pStyle w:val="Heading2"/>
       </w:pPr>
       <w:r>
-        <w:t>Table 2: PakVista Page Assignment</w:t>
+        <w:t xml:space="preserve">Table 2: </w:t>
+      </w:r>
+      <w:proofErr w:type="spellStart"/>
+      <w:r>
+        <w:t>PakVista</w:t>
+      </w:r>
+      <w:proofErr w:type="spellEnd"/>
+      <w:r>
+        <w:t xml:space="preserve"> Page Assignment</w:t>
       </w:r>
     </w:p>
     <w:tbl>
@@ -2617,7 +2798,25 @@
                 <w:sz w:val="20"/>
                 <w:szCs w:val="20"/>
               </w:rPr>
-              <w:t>A welcoming landing page introducing PakVista, with a hero section, a brief paragraph about Pakistan's tourism, and navigation links to all five destination pages.</w:t>
+              <w:t xml:space="preserve">A welcoming landing page introducing </w:t>
+            </w:r>
+            <w:proofErr w:type="spellStart"/>
+            <w:r>
+              <w:rPr>
+                <w:color w:val="000000"/>
+                <w:sz w:val="20"/>
+                <w:szCs w:val="20"/>
+              </w:rPr>
+              <w:t>PakVista</w:t>
+            </w:r>
+            <w:proofErr w:type="spellEnd"/>
+            <w:r>
+              <w:rPr>
+                <w:color w:val="000000"/>
+                <w:sz w:val="20"/>
+                <w:szCs w:val="20"/>
+              </w:rPr>
+              <w:t>, with a hero section, a brief paragraph about Pakistan's tourism, and navigation links to all five destination pages.</w:t>
             </w:r>
           </w:p>
         </w:tc>
@@ -2867,7 +3066,61 @@
                 <w:sz w:val="20"/>
                 <w:szCs w:val="20"/>
               </w:rPr>
-              <w:t>Dedicated page for Hunza Valley covering Rakaposhi viewpoint, Attabad Lake, and Baltit Fort, with descriptive paragraphs and an HTML-only image placeholder section.</w:t>
+              <w:t xml:space="preserve">Dedicated page for Hunza Valley covering </w:t>
+            </w:r>
+            <w:proofErr w:type="spellStart"/>
+            <w:r>
+              <w:rPr>
+                <w:color w:val="000000"/>
+                <w:sz w:val="20"/>
+                <w:szCs w:val="20"/>
+              </w:rPr>
+              <w:t>Rakaposhi</w:t>
+            </w:r>
+            <w:proofErr w:type="spellEnd"/>
+            <w:r>
+              <w:rPr>
+                <w:color w:val="000000"/>
+                <w:sz w:val="20"/>
+                <w:szCs w:val="20"/>
+              </w:rPr>
+              <w:t xml:space="preserve"> viewpoint, </w:t>
+            </w:r>
+            <w:proofErr w:type="spellStart"/>
+            <w:r>
+              <w:rPr>
+                <w:color w:val="000000"/>
+                <w:sz w:val="20"/>
+                <w:szCs w:val="20"/>
+              </w:rPr>
+              <w:t>Attabad</w:t>
+            </w:r>
+            <w:proofErr w:type="spellEnd"/>
+            <w:r>
+              <w:rPr>
+                <w:color w:val="000000"/>
+                <w:sz w:val="20"/>
+                <w:szCs w:val="20"/>
+              </w:rPr>
+              <w:t xml:space="preserve"> Lake, and </w:t>
+            </w:r>
+            <w:proofErr w:type="spellStart"/>
+            <w:r>
+              <w:rPr>
+                <w:color w:val="000000"/>
+                <w:sz w:val="20"/>
+                <w:szCs w:val="20"/>
+              </w:rPr>
+              <w:t>Baltit</w:t>
+            </w:r>
+            <w:proofErr w:type="spellEnd"/>
+            <w:r>
+              <w:rPr>
+                <w:color w:val="000000"/>
+                <w:sz w:val="20"/>
+                <w:szCs w:val="20"/>
+              </w:rPr>
+              <w:t xml:space="preserve"> Fort, with descriptive paragraphs and an HTML-only image placeholder section.</w:t>
             </w:r>
           </w:p>
         </w:tc>
@@ -2992,7 +3245,25 @@
                 <w:sz w:val="20"/>
                 <w:szCs w:val="20"/>
               </w:rPr>
-              <w:t>Dedicated page for Karachi covering Clifton Beach, Mohatta Palace, and the Pakistan Maritime Museum, with descriptive paragraphs and an HTML-only image placeholder section.</w:t>
+              <w:t xml:space="preserve">Dedicated page for Karachi covering Clifton Beach, </w:t>
+            </w:r>
+            <w:proofErr w:type="spellStart"/>
+            <w:r>
+              <w:rPr>
+                <w:color w:val="000000"/>
+                <w:sz w:val="20"/>
+                <w:szCs w:val="20"/>
+              </w:rPr>
+              <w:t>Mohatta</w:t>
+            </w:r>
+            <w:proofErr w:type="spellEnd"/>
+            <w:r>
+              <w:rPr>
+                <w:color w:val="000000"/>
+                <w:sz w:val="20"/>
+                <w:szCs w:val="20"/>
+              </w:rPr>
+              <w:t xml:space="preserve"> Palace, and the Pakistan Maritime Museum, with descriptive paragraphs and an HTML-only image placeholder section.</w:t>
             </w:r>
           </w:p>
         </w:tc>
@@ -3403,8 +3674,42 @@
                 <w:sz w:val="20"/>
                 <w:szCs w:val="20"/>
               </w:rPr>
-              <w:t>.github/workflows/ci-dev.yml</w:t>
-            </w:r>
+              <w:t>.</w:t>
+            </w:r>
+            <w:proofErr w:type="spellStart"/>
+            <w:r>
+              <w:rPr>
+                <w:b/>
+                <w:bCs/>
+                <w:color w:val="000000"/>
+                <w:sz w:val="20"/>
+                <w:szCs w:val="20"/>
+              </w:rPr>
+              <w:t>github</w:t>
+            </w:r>
+            <w:proofErr w:type="spellEnd"/>
+            <w:r>
+              <w:rPr>
+                <w:b/>
+                <w:bCs/>
+                <w:color w:val="000000"/>
+                <w:sz w:val="20"/>
+                <w:szCs w:val="20"/>
+              </w:rPr>
+              <w:t>/workflows/ci-</w:t>
+            </w:r>
+            <w:proofErr w:type="spellStart"/>
+            <w:r>
+              <w:rPr>
+                <w:b/>
+                <w:bCs/>
+                <w:color w:val="000000"/>
+                <w:sz w:val="20"/>
+                <w:szCs w:val="20"/>
+              </w:rPr>
+              <w:t>dev.yml</w:t>
+            </w:r>
+            <w:proofErr w:type="spellEnd"/>
           </w:p>
         </w:tc>
         <w:tc>
@@ -3455,13 +3760,23 @@
             <w:vAlign w:val="center"/>
           </w:tcPr>
           <w:p>
-            <w:r>
-              <w:rPr>
-                <w:color w:val="000000"/>
-                <w:sz w:val="20"/>
-                <w:szCs w:val="20"/>
-              </w:rPr>
-              <w:t>pull_request → develop</w:t>
+            <w:proofErr w:type="spellStart"/>
+            <w:r>
+              <w:rPr>
+                <w:color w:val="000000"/>
+                <w:sz w:val="20"/>
+                <w:szCs w:val="20"/>
+              </w:rPr>
+              <w:t>pull_request</w:t>
+            </w:r>
+            <w:proofErr w:type="spellEnd"/>
+            <w:r>
+              <w:rPr>
+                <w:color w:val="000000"/>
+                <w:sz w:val="20"/>
+                <w:szCs w:val="20"/>
+              </w:rPr>
+              <w:t xml:space="preserve"> → develop</w:t>
             </w:r>
           </w:p>
         </w:tc>
@@ -3573,8 +3888,42 @@
                 <w:sz w:val="20"/>
                 <w:szCs w:val="20"/>
               </w:rPr>
-              <w:t>.github/workflows/cd-dev.yml</w:t>
-            </w:r>
+              <w:t>.</w:t>
+            </w:r>
+            <w:proofErr w:type="spellStart"/>
+            <w:r>
+              <w:rPr>
+                <w:b/>
+                <w:bCs/>
+                <w:color w:val="000000"/>
+                <w:sz w:val="20"/>
+                <w:szCs w:val="20"/>
+              </w:rPr>
+              <w:t>github</w:t>
+            </w:r>
+            <w:proofErr w:type="spellEnd"/>
+            <w:r>
+              <w:rPr>
+                <w:b/>
+                <w:bCs/>
+                <w:color w:val="000000"/>
+                <w:sz w:val="20"/>
+                <w:szCs w:val="20"/>
+              </w:rPr>
+              <w:t>/workflows/cd-</w:t>
+            </w:r>
+            <w:proofErr w:type="spellStart"/>
+            <w:r>
+              <w:rPr>
+                <w:b/>
+                <w:bCs/>
+                <w:color w:val="000000"/>
+                <w:sz w:val="20"/>
+                <w:szCs w:val="20"/>
+              </w:rPr>
+              <w:t>dev.yml</w:t>
+            </w:r>
+            <w:proofErr w:type="spellEnd"/>
           </w:p>
         </w:tc>
         <w:tc>
@@ -3727,8 +4076,42 @@
                 <w:sz w:val="20"/>
                 <w:szCs w:val="20"/>
               </w:rPr>
-              <w:t>.github/workflows/ci-staging.yml</w:t>
-            </w:r>
+              <w:t>.</w:t>
+            </w:r>
+            <w:proofErr w:type="spellStart"/>
+            <w:r>
+              <w:rPr>
+                <w:b/>
+                <w:bCs/>
+                <w:color w:val="000000"/>
+                <w:sz w:val="20"/>
+                <w:szCs w:val="20"/>
+              </w:rPr>
+              <w:t>github</w:t>
+            </w:r>
+            <w:proofErr w:type="spellEnd"/>
+            <w:r>
+              <w:rPr>
+                <w:b/>
+                <w:bCs/>
+                <w:color w:val="000000"/>
+                <w:sz w:val="20"/>
+                <w:szCs w:val="20"/>
+              </w:rPr>
+              <w:t>/workflows/ci-</w:t>
+            </w:r>
+            <w:proofErr w:type="spellStart"/>
+            <w:r>
+              <w:rPr>
+                <w:b/>
+                <w:bCs/>
+                <w:color w:val="000000"/>
+                <w:sz w:val="20"/>
+                <w:szCs w:val="20"/>
+              </w:rPr>
+              <w:t>staging.yml</w:t>
+            </w:r>
+            <w:proofErr w:type="spellEnd"/>
           </w:p>
         </w:tc>
         <w:tc>
@@ -3779,13 +4162,23 @@
             <w:vAlign w:val="center"/>
           </w:tcPr>
           <w:p>
-            <w:r>
-              <w:rPr>
-                <w:color w:val="000000"/>
-                <w:sz w:val="20"/>
-                <w:szCs w:val="20"/>
-              </w:rPr>
-              <w:t>pull_request → staging</w:t>
+            <w:proofErr w:type="spellStart"/>
+            <w:r>
+              <w:rPr>
+                <w:color w:val="000000"/>
+                <w:sz w:val="20"/>
+                <w:szCs w:val="20"/>
+              </w:rPr>
+              <w:t>pull_request</w:t>
+            </w:r>
+            <w:proofErr w:type="spellEnd"/>
+            <w:r>
+              <w:rPr>
+                <w:color w:val="000000"/>
+                <w:sz w:val="20"/>
+                <w:szCs w:val="20"/>
+              </w:rPr>
+              <w:t xml:space="preserve"> → staging</w:t>
             </w:r>
           </w:p>
         </w:tc>
@@ -3897,8 +4290,42 @@
                 <w:sz w:val="20"/>
                 <w:szCs w:val="20"/>
               </w:rPr>
-              <w:t>.github/workflows/cd-staging.yml</w:t>
-            </w:r>
+              <w:t>.</w:t>
+            </w:r>
+            <w:proofErr w:type="spellStart"/>
+            <w:r>
+              <w:rPr>
+                <w:b/>
+                <w:bCs/>
+                <w:color w:val="000000"/>
+                <w:sz w:val="20"/>
+                <w:szCs w:val="20"/>
+              </w:rPr>
+              <w:t>github</w:t>
+            </w:r>
+            <w:proofErr w:type="spellEnd"/>
+            <w:r>
+              <w:rPr>
+                <w:b/>
+                <w:bCs/>
+                <w:color w:val="000000"/>
+                <w:sz w:val="20"/>
+                <w:szCs w:val="20"/>
+              </w:rPr>
+              <w:t>/workflows/cd-</w:t>
+            </w:r>
+            <w:proofErr w:type="spellStart"/>
+            <w:r>
+              <w:rPr>
+                <w:b/>
+                <w:bCs/>
+                <w:color w:val="000000"/>
+                <w:sz w:val="20"/>
+                <w:szCs w:val="20"/>
+              </w:rPr>
+              <w:t>staging.yml</w:t>
+            </w:r>
+            <w:proofErr w:type="spellEnd"/>
           </w:p>
         </w:tc>
         <w:tc>
@@ -4051,8 +4478,42 @@
                 <w:sz w:val="20"/>
                 <w:szCs w:val="20"/>
               </w:rPr>
-              <w:t>.github/workflows/ci-prod.yml</w:t>
-            </w:r>
+              <w:t>.</w:t>
+            </w:r>
+            <w:proofErr w:type="spellStart"/>
+            <w:r>
+              <w:rPr>
+                <w:b/>
+                <w:bCs/>
+                <w:color w:val="000000"/>
+                <w:sz w:val="20"/>
+                <w:szCs w:val="20"/>
+              </w:rPr>
+              <w:t>github</w:t>
+            </w:r>
+            <w:proofErr w:type="spellEnd"/>
+            <w:r>
+              <w:rPr>
+                <w:b/>
+                <w:bCs/>
+                <w:color w:val="000000"/>
+                <w:sz w:val="20"/>
+                <w:szCs w:val="20"/>
+              </w:rPr>
+              <w:t>/workflows/ci-</w:t>
+            </w:r>
+            <w:proofErr w:type="spellStart"/>
+            <w:r>
+              <w:rPr>
+                <w:b/>
+                <w:bCs/>
+                <w:color w:val="000000"/>
+                <w:sz w:val="20"/>
+                <w:szCs w:val="20"/>
+              </w:rPr>
+              <w:t>prod.yml</w:t>
+            </w:r>
+            <w:proofErr w:type="spellEnd"/>
           </w:p>
         </w:tc>
         <w:tc>
@@ -4103,13 +4564,23 @@
             <w:vAlign w:val="center"/>
           </w:tcPr>
           <w:p>
-            <w:r>
-              <w:rPr>
-                <w:color w:val="000000"/>
-                <w:sz w:val="20"/>
-                <w:szCs w:val="20"/>
-              </w:rPr>
-              <w:t>pull_request → main</w:t>
+            <w:proofErr w:type="spellStart"/>
+            <w:r>
+              <w:rPr>
+                <w:color w:val="000000"/>
+                <w:sz w:val="20"/>
+                <w:szCs w:val="20"/>
+              </w:rPr>
+              <w:t>pull_request</w:t>
+            </w:r>
+            <w:proofErr w:type="spellEnd"/>
+            <w:r>
+              <w:rPr>
+                <w:color w:val="000000"/>
+                <w:sz w:val="20"/>
+                <w:szCs w:val="20"/>
+              </w:rPr>
+              <w:t xml:space="preserve"> → main</w:t>
             </w:r>
           </w:p>
         </w:tc>
@@ -4221,8 +4692,42 @@
                 <w:sz w:val="20"/>
                 <w:szCs w:val="20"/>
               </w:rPr>
-              <w:t>.github/workflows/cd-prod.yml</w:t>
-            </w:r>
+              <w:t>.</w:t>
+            </w:r>
+            <w:proofErr w:type="spellStart"/>
+            <w:r>
+              <w:rPr>
+                <w:b/>
+                <w:bCs/>
+                <w:color w:val="000000"/>
+                <w:sz w:val="20"/>
+                <w:szCs w:val="20"/>
+              </w:rPr>
+              <w:t>github</w:t>
+            </w:r>
+            <w:proofErr w:type="spellEnd"/>
+            <w:r>
+              <w:rPr>
+                <w:b/>
+                <w:bCs/>
+                <w:color w:val="000000"/>
+                <w:sz w:val="20"/>
+                <w:szCs w:val="20"/>
+              </w:rPr>
+              <w:t>/workflows/cd-</w:t>
+            </w:r>
+            <w:proofErr w:type="spellStart"/>
+            <w:r>
+              <w:rPr>
+                <w:b/>
+                <w:bCs/>
+                <w:color w:val="000000"/>
+                <w:sz w:val="20"/>
+                <w:szCs w:val="20"/>
+              </w:rPr>
+              <w:t>prod.yml</w:t>
+            </w:r>
+            <w:proofErr w:type="spellEnd"/>
           </w:p>
         </w:tc>
         <w:tc>
@@ -4331,7 +4836,21 @@
         <w:rPr>
           <w:color w:val="000000"/>
         </w:rPr>
-        <w:t>Each team member independently follows the complete GitFlow for their assigned page and workflow file:</w:t>
+        <w:t xml:space="preserve">Each team member independently follows the complete </w:t>
+      </w:r>
+      <w:proofErr w:type="spellStart"/>
+      <w:r>
+        <w:rPr>
+          <w:color w:val="000000"/>
+        </w:rPr>
+        <w:t>GitFlow</w:t>
+      </w:r>
+      <w:proofErr w:type="spellEnd"/>
+      <w:r>
+        <w:rPr>
+          <w:color w:val="000000"/>
+        </w:rPr>
+        <w:t xml:space="preserve"> for their assigned page and workflow file:</w:t>
       </w:r>
     </w:p>
     <w:p>
@@ -4364,7 +4883,47 @@
           <w:sz w:val="20"/>
           <w:szCs w:val="20"/>
         </w:rPr>
-        <w:t>feature/&lt;github-username&gt;/&lt;page-name&gt;   (e.g., feature/sara-malik/lahore)</w:t>
+        <w:t>feature/&lt;</w:t>
+      </w:r>
+      <w:proofErr w:type="spellStart"/>
+      <w:r>
+        <w:rPr>
+          <w:rFonts w:ascii="Courier New" w:eastAsia="Courier New" w:hAnsi="Courier New" w:cs="Courier New"/>
+          <w:color w:val="C7254E"/>
+          <w:sz w:val="20"/>
+          <w:szCs w:val="20"/>
+        </w:rPr>
+        <w:t>github</w:t>
+      </w:r>
+      <w:proofErr w:type="spellEnd"/>
+      <w:r>
+        <w:rPr>
+          <w:rFonts w:ascii="Courier New" w:eastAsia="Courier New" w:hAnsi="Courier New" w:cs="Courier New"/>
+          <w:color w:val="C7254E"/>
+          <w:sz w:val="20"/>
+          <w:szCs w:val="20"/>
+        </w:rPr>
+        <w:t>-username&gt;/&lt;page-name&gt;   (e.g., feature/sara-malik/</w:t>
+      </w:r>
+      <w:proofErr w:type="spellStart"/>
+      <w:r>
+        <w:rPr>
+          <w:rFonts w:ascii="Courier New" w:eastAsia="Courier New" w:hAnsi="Courier New" w:cs="Courier New"/>
+          <w:color w:val="C7254E"/>
+          <w:sz w:val="20"/>
+          <w:szCs w:val="20"/>
+        </w:rPr>
+        <w:t>lahore</w:t>
+      </w:r>
+      <w:proofErr w:type="spellEnd"/>
+      <w:r>
+        <w:rPr>
+          <w:rFonts w:ascii="Courier New" w:eastAsia="Courier New" w:hAnsi="Courier New" w:cs="Courier New"/>
+          <w:color w:val="C7254E"/>
+          <w:sz w:val="20"/>
+          <w:szCs w:val="20"/>
+        </w:rPr>
+        <w:t>)</w:t>
       </w:r>
     </w:p>
     <w:p>
@@ -4396,7 +4955,21 @@
         <w:rPr>
           <w:color w:val="000000"/>
         </w:rPr>
-        <w:t>Author the assigned workflow file (Table 3) in .github/workflows/. The workflow must be syntactically correct YAML.</w:t>
+        <w:t>Author the assigned workflow file (Table 3) in .</w:t>
+      </w:r>
+      <w:proofErr w:type="spellStart"/>
+      <w:r>
+        <w:rPr>
+          <w:color w:val="000000"/>
+        </w:rPr>
+        <w:t>github</w:t>
+      </w:r>
+      <w:proofErr w:type="spellEnd"/>
+      <w:r>
+        <w:rPr>
+          <w:color w:val="000000"/>
+        </w:rPr>
+        <w:t>/workflows/. The workflow must be syntactically correct YAML.</w:t>
       </w:r>
     </w:p>
     <w:p>
@@ -4428,7 +5001,21 @@
         <w:rPr>
           <w:color w:val="000000"/>
         </w:rPr>
-        <w:t>Open a Pull Request (PR) targeting the develop branch. The CI workflow for the development environment (ci-dev.yml) fires automatically. Verify all steps pass.</w:t>
+        <w:t>Open a Pull Request (PR) targeting the develop branch. The CI workflow for the development environment (ci-</w:t>
+      </w:r>
+      <w:proofErr w:type="spellStart"/>
+      <w:r>
+        <w:rPr>
+          <w:color w:val="000000"/>
+        </w:rPr>
+        <w:t>dev.yml</w:t>
+      </w:r>
+      <w:proofErr w:type="spellEnd"/>
+      <w:r>
+        <w:rPr>
+          <w:color w:val="000000"/>
+        </w:rPr>
+        <w:t>) fires automatically. Verify all steps pass.</w:t>
       </w:r>
     </w:p>
     <w:p>
@@ -4444,7 +5031,21 @@
         <w:rPr>
           <w:color w:val="000000"/>
         </w:rPr>
-        <w:t>Request a review from the Team Lead. Once CI passes and the PR is approved, the Team Lead merges it. The merge triggers the CD pipeline (cd-dev.yml) and deploys the updated site to the Render development service.</w:t>
+        <w:t>Request a review from the Team Lead. Once CI passes and the PR is approved, the Team Lead merges it. The merge triggers the CD pipeline (cd-</w:t>
+      </w:r>
+      <w:proofErr w:type="spellStart"/>
+      <w:r>
+        <w:rPr>
+          <w:color w:val="000000"/>
+        </w:rPr>
+        <w:t>dev.yml</w:t>
+      </w:r>
+      <w:proofErr w:type="spellEnd"/>
+      <w:r>
+        <w:rPr>
+          <w:color w:val="000000"/>
+        </w:rPr>
+        <w:t>) and deploys the updated site to the Render development service.</w:t>
       </w:r>
     </w:p>
     <w:p/>
@@ -4471,7 +5072,87 @@
           <w:sz w:val="19"/>
           <w:szCs w:val="19"/>
         </w:rPr>
-        <w:t>Feature Branch → PR to develop → ci-dev.yml builds &amp; pushes :dev-latest → PR merged → push on develop → cd-dev.yml deploys to pakvista-dev on Render → Live PakVista Development updated.</w:t>
+        <w:t>Feature Branch → PR to develop → ci-</w:t>
+      </w:r>
+      <w:proofErr w:type="spellStart"/>
+      <w:r>
+        <w:rPr>
+          <w:rFonts w:ascii="Courier New" w:eastAsia="Courier New" w:hAnsi="Courier New" w:cs="Courier New"/>
+          <w:color w:val="1F3864"/>
+          <w:sz w:val="19"/>
+          <w:szCs w:val="19"/>
+        </w:rPr>
+        <w:t>dev.yml</w:t>
+      </w:r>
+      <w:proofErr w:type="spellEnd"/>
+      <w:r>
+        <w:rPr>
+          <w:rFonts w:ascii="Courier New" w:eastAsia="Courier New" w:hAnsi="Courier New" w:cs="Courier New"/>
+          <w:color w:val="1F3864"/>
+          <w:sz w:val="19"/>
+          <w:szCs w:val="19"/>
+        </w:rPr>
+        <w:t xml:space="preserve"> builds &amp; pushes :dev-latest → PR merged → push on develop → cd-</w:t>
+      </w:r>
+      <w:proofErr w:type="spellStart"/>
+      <w:r>
+        <w:rPr>
+          <w:rFonts w:ascii="Courier New" w:eastAsia="Courier New" w:hAnsi="Courier New" w:cs="Courier New"/>
+          <w:color w:val="1F3864"/>
+          <w:sz w:val="19"/>
+          <w:szCs w:val="19"/>
+        </w:rPr>
+        <w:t>dev.yml</w:t>
+      </w:r>
+      <w:proofErr w:type="spellEnd"/>
+      <w:r>
+        <w:rPr>
+          <w:rFonts w:ascii="Courier New" w:eastAsia="Courier New" w:hAnsi="Courier New" w:cs="Courier New"/>
+          <w:color w:val="1F3864"/>
+          <w:sz w:val="19"/>
+          <w:szCs w:val="19"/>
+        </w:rPr>
+        <w:t xml:space="preserve"> deploys to </w:t>
+      </w:r>
+      <w:proofErr w:type="spellStart"/>
+      <w:r>
+        <w:rPr>
+          <w:rFonts w:ascii="Courier New" w:eastAsia="Courier New" w:hAnsi="Courier New" w:cs="Courier New"/>
+          <w:color w:val="1F3864"/>
+          <w:sz w:val="19"/>
+          <w:szCs w:val="19"/>
+        </w:rPr>
+        <w:t>pakvista</w:t>
+      </w:r>
+      <w:proofErr w:type="spellEnd"/>
+      <w:r>
+        <w:rPr>
+          <w:rFonts w:ascii="Courier New" w:eastAsia="Courier New" w:hAnsi="Courier New" w:cs="Courier New"/>
+          <w:color w:val="1F3864"/>
+          <w:sz w:val="19"/>
+          <w:szCs w:val="19"/>
+        </w:rPr>
+        <w:t xml:space="preserve">-dev on Render → Live </w:t>
+      </w:r>
+      <w:proofErr w:type="spellStart"/>
+      <w:r>
+        <w:rPr>
+          <w:rFonts w:ascii="Courier New" w:eastAsia="Courier New" w:hAnsi="Courier New" w:cs="Courier New"/>
+          <w:color w:val="1F3864"/>
+          <w:sz w:val="19"/>
+          <w:szCs w:val="19"/>
+        </w:rPr>
+        <w:t>PakVista</w:t>
+      </w:r>
+      <w:proofErr w:type="spellEnd"/>
+      <w:r>
+        <w:rPr>
+          <w:rFonts w:ascii="Courier New" w:eastAsia="Courier New" w:hAnsi="Courier New" w:cs="Courier New"/>
+          <w:color w:val="1F3864"/>
+          <w:sz w:val="19"/>
+          <w:szCs w:val="19"/>
+        </w:rPr>
+        <w:t xml:space="preserve"> Development updated.</w:t>
       </w:r>
     </w:p>
     <w:p/>
@@ -4522,7 +5203,21 @@
         <w:rPr>
           <w:color w:val="000000"/>
         </w:rPr>
-        <w:t>Create a new public GitHub repository named pakvista-cicd (or a name agreed by the team). Do NOT clone or fork any existing repository.</w:t>
+        <w:t xml:space="preserve">Create a new public GitHub repository named </w:t>
+      </w:r>
+      <w:proofErr w:type="spellStart"/>
+      <w:r>
+        <w:rPr>
+          <w:color w:val="000000"/>
+        </w:rPr>
+        <w:t>pakvista-cicd</w:t>
+      </w:r>
+      <w:proofErr w:type="spellEnd"/>
+      <w:r>
+        <w:rPr>
+          <w:color w:val="000000"/>
+        </w:rPr>
+        <w:t xml:space="preserve"> (or a name agreed by the team). Do NOT clone or fork any existing repository.</w:t>
       </w:r>
     </w:p>
     <w:p>
@@ -4853,15 +5548,27 @@
             <w:vAlign w:val="center"/>
           </w:tcPr>
           <w:p>
-            <w:r>
-              <w:rPr>
-                <w:b/>
-                <w:bCs/>
-                <w:color w:val="000000"/>
-                <w:sz w:val="20"/>
-                <w:szCs w:val="20"/>
-              </w:rPr>
-              <w:t>pakvista-dev</w:t>
+            <w:proofErr w:type="spellStart"/>
+            <w:r>
+              <w:rPr>
+                <w:b/>
+                <w:bCs/>
+                <w:color w:val="000000"/>
+                <w:sz w:val="20"/>
+                <w:szCs w:val="20"/>
+              </w:rPr>
+              <w:t>pakvista</w:t>
+            </w:r>
+            <w:proofErr w:type="spellEnd"/>
+            <w:r>
+              <w:rPr>
+                <w:b/>
+                <w:bCs/>
+                <w:color w:val="000000"/>
+                <w:sz w:val="20"/>
+                <w:szCs w:val="20"/>
+              </w:rPr>
+              <w:t>-dev</w:t>
             </w:r>
           </w:p>
         </w:tc>
@@ -4973,15 +5680,27 @@
             <w:vAlign w:val="center"/>
           </w:tcPr>
           <w:p>
-            <w:r>
-              <w:rPr>
-                <w:b/>
-                <w:bCs/>
-                <w:color w:val="000000"/>
-                <w:sz w:val="20"/>
-                <w:szCs w:val="20"/>
-              </w:rPr>
-              <w:t>pakvista-staging</w:t>
+            <w:proofErr w:type="spellStart"/>
+            <w:r>
+              <w:rPr>
+                <w:b/>
+                <w:bCs/>
+                <w:color w:val="000000"/>
+                <w:sz w:val="20"/>
+                <w:szCs w:val="20"/>
+              </w:rPr>
+              <w:t>pakvista</w:t>
+            </w:r>
+            <w:proofErr w:type="spellEnd"/>
+            <w:r>
+              <w:rPr>
+                <w:b/>
+                <w:bCs/>
+                <w:color w:val="000000"/>
+                <w:sz w:val="20"/>
+                <w:szCs w:val="20"/>
+              </w:rPr>
+              <w:t>-staging</w:t>
             </w:r>
           </w:p>
         </w:tc>
@@ -5093,15 +5812,27 @@
             <w:vAlign w:val="center"/>
           </w:tcPr>
           <w:p>
-            <w:r>
-              <w:rPr>
-                <w:b/>
-                <w:bCs/>
-                <w:color w:val="000000"/>
-                <w:sz w:val="20"/>
-                <w:szCs w:val="20"/>
-              </w:rPr>
-              <w:t>pakvista-prod</w:t>
+            <w:proofErr w:type="spellStart"/>
+            <w:r>
+              <w:rPr>
+                <w:b/>
+                <w:bCs/>
+                <w:color w:val="000000"/>
+                <w:sz w:val="20"/>
+                <w:szCs w:val="20"/>
+              </w:rPr>
+              <w:t>pakvista</w:t>
+            </w:r>
+            <w:proofErr w:type="spellEnd"/>
+            <w:r>
+              <w:rPr>
+                <w:b/>
+                <w:bCs/>
+                <w:color w:val="000000"/>
+                <w:sz w:val="20"/>
+                <w:szCs w:val="20"/>
+              </w:rPr>
+              <w:t>-prod</w:t>
             </w:r>
           </w:p>
         </w:tc>
@@ -5357,13 +6088,23 @@
             <w:vAlign w:val="center"/>
           </w:tcPr>
           <w:p>
-            <w:r>
-              <w:rPr>
-                <w:color w:val="000000"/>
-                <w:sz w:val="20"/>
-                <w:szCs w:val="20"/>
-              </w:rPr>
-              <w:t>PakVista Home / Welcome page – created by Member 1 (Team Lead)</w:t>
+            <w:proofErr w:type="spellStart"/>
+            <w:r>
+              <w:rPr>
+                <w:color w:val="000000"/>
+                <w:sz w:val="20"/>
+                <w:szCs w:val="20"/>
+              </w:rPr>
+              <w:t>PakVista</w:t>
+            </w:r>
+            <w:proofErr w:type="spellEnd"/>
+            <w:r>
+              <w:rPr>
+                <w:color w:val="000000"/>
+                <w:sz w:val="20"/>
+                <w:szCs w:val="20"/>
+              </w:rPr>
+              <w:t xml:space="preserve"> Home / Welcome page – created by Member 1 (Team Lead)</w:t>
             </w:r>
           </w:p>
         </w:tc>
@@ -5699,6 +6440,7 @@
             <w:vAlign w:val="center"/>
           </w:tcPr>
           <w:p>
+            <w:proofErr w:type="spellStart"/>
             <w:r>
               <w:rPr>
                 <w:b/>
@@ -5709,6 +6451,7 @@
               </w:rPr>
               <w:t>Dockerfile</w:t>
             </w:r>
+            <w:proofErr w:type="spellEnd"/>
           </w:p>
         </w:tc>
         <w:tc>
@@ -5736,7 +6479,61 @@
                 <w:sz w:val="20"/>
                 <w:szCs w:val="20"/>
               </w:rPr>
-              <w:t>Multi-stage Dockerfile to containerise the application (nginx:alpine-based)</w:t>
+              <w:t xml:space="preserve">Multi-stage </w:t>
+            </w:r>
+            <w:proofErr w:type="spellStart"/>
+            <w:r>
+              <w:rPr>
+                <w:color w:val="000000"/>
+                <w:sz w:val="20"/>
+                <w:szCs w:val="20"/>
+              </w:rPr>
+              <w:t>Dockerfile</w:t>
+            </w:r>
+            <w:proofErr w:type="spellEnd"/>
+            <w:r>
+              <w:rPr>
+                <w:color w:val="000000"/>
+                <w:sz w:val="20"/>
+                <w:szCs w:val="20"/>
+              </w:rPr>
+              <w:t xml:space="preserve"> to </w:t>
+            </w:r>
+            <w:proofErr w:type="spellStart"/>
+            <w:r>
+              <w:rPr>
+                <w:color w:val="000000"/>
+                <w:sz w:val="20"/>
+                <w:szCs w:val="20"/>
+              </w:rPr>
+              <w:t>containerise</w:t>
+            </w:r>
+            <w:proofErr w:type="spellEnd"/>
+            <w:r>
+              <w:rPr>
+                <w:color w:val="000000"/>
+                <w:sz w:val="20"/>
+                <w:szCs w:val="20"/>
+              </w:rPr>
+              <w:t xml:space="preserve"> the application (</w:t>
+            </w:r>
+            <w:proofErr w:type="spellStart"/>
+            <w:r>
+              <w:rPr>
+                <w:color w:val="000000"/>
+                <w:sz w:val="20"/>
+                <w:szCs w:val="20"/>
+              </w:rPr>
+              <w:t>nginx:alpine-based</w:t>
+            </w:r>
+            <w:proofErr w:type="spellEnd"/>
+            <w:r>
+              <w:rPr>
+                <w:color w:val="000000"/>
+                <w:sz w:val="20"/>
+                <w:szCs w:val="20"/>
+              </w:rPr>
+              <w:t>)</w:t>
             </w:r>
           </w:p>
         </w:tc>
@@ -5769,8 +6566,42 @@
                 <w:sz w:val="20"/>
                 <w:szCs w:val="20"/>
               </w:rPr>
-              <w:t>.github/workflows/ci-dev.yml</w:t>
-            </w:r>
+              <w:t>.</w:t>
+            </w:r>
+            <w:proofErr w:type="spellStart"/>
+            <w:r>
+              <w:rPr>
+                <w:b/>
+                <w:bCs/>
+                <w:color w:val="000000"/>
+                <w:sz w:val="20"/>
+                <w:szCs w:val="20"/>
+              </w:rPr>
+              <w:t>github</w:t>
+            </w:r>
+            <w:proofErr w:type="spellEnd"/>
+            <w:r>
+              <w:rPr>
+                <w:b/>
+                <w:bCs/>
+                <w:color w:val="000000"/>
+                <w:sz w:val="20"/>
+                <w:szCs w:val="20"/>
+              </w:rPr>
+              <w:t>/workflows/ci-</w:t>
+            </w:r>
+            <w:proofErr w:type="spellStart"/>
+            <w:r>
+              <w:rPr>
+                <w:b/>
+                <w:bCs/>
+                <w:color w:val="000000"/>
+                <w:sz w:val="20"/>
+                <w:szCs w:val="20"/>
+              </w:rPr>
+              <w:t>dev.yml</w:t>
+            </w:r>
+            <w:proofErr w:type="spellEnd"/>
           </w:p>
         </w:tc>
         <w:tc>
@@ -5798,7 +6629,25 @@
                 <w:sz w:val="20"/>
                 <w:szCs w:val="20"/>
               </w:rPr>
-              <w:t>CI workflow for Development – triggered on pull_request targeting develop</w:t>
+              <w:t xml:space="preserve">CI workflow for Development – triggered on </w:t>
+            </w:r>
+            <w:proofErr w:type="spellStart"/>
+            <w:r>
+              <w:rPr>
+                <w:color w:val="000000"/>
+                <w:sz w:val="20"/>
+                <w:szCs w:val="20"/>
+              </w:rPr>
+              <w:t>pull_request</w:t>
+            </w:r>
+            <w:proofErr w:type="spellEnd"/>
+            <w:r>
+              <w:rPr>
+                <w:color w:val="000000"/>
+                <w:sz w:val="20"/>
+                <w:szCs w:val="20"/>
+              </w:rPr>
+              <w:t xml:space="preserve"> targeting develop</w:t>
             </w:r>
           </w:p>
         </w:tc>
@@ -5831,8 +6680,42 @@
                 <w:sz w:val="20"/>
                 <w:szCs w:val="20"/>
               </w:rPr>
-              <w:t>.github/workflows/cd-dev.yml</w:t>
-            </w:r>
+              <w:t>.</w:t>
+            </w:r>
+            <w:proofErr w:type="spellStart"/>
+            <w:r>
+              <w:rPr>
+                <w:b/>
+                <w:bCs/>
+                <w:color w:val="000000"/>
+                <w:sz w:val="20"/>
+                <w:szCs w:val="20"/>
+              </w:rPr>
+              <w:t>github</w:t>
+            </w:r>
+            <w:proofErr w:type="spellEnd"/>
+            <w:r>
+              <w:rPr>
+                <w:b/>
+                <w:bCs/>
+                <w:color w:val="000000"/>
+                <w:sz w:val="20"/>
+                <w:szCs w:val="20"/>
+              </w:rPr>
+              <w:t>/workflows/cd-</w:t>
+            </w:r>
+            <w:proofErr w:type="spellStart"/>
+            <w:r>
+              <w:rPr>
+                <w:b/>
+                <w:bCs/>
+                <w:color w:val="000000"/>
+                <w:sz w:val="20"/>
+                <w:szCs w:val="20"/>
+              </w:rPr>
+              <w:t>dev.yml</w:t>
+            </w:r>
+            <w:proofErr w:type="spellEnd"/>
           </w:p>
         </w:tc>
         <w:tc>
@@ -5893,8 +6776,42 @@
                 <w:sz w:val="20"/>
                 <w:szCs w:val="20"/>
               </w:rPr>
-              <w:t>.github/workflows/ci-staging.yml</w:t>
-            </w:r>
+              <w:t>.</w:t>
+            </w:r>
+            <w:proofErr w:type="spellStart"/>
+            <w:r>
+              <w:rPr>
+                <w:b/>
+                <w:bCs/>
+                <w:color w:val="000000"/>
+                <w:sz w:val="20"/>
+                <w:szCs w:val="20"/>
+              </w:rPr>
+              <w:t>github</w:t>
+            </w:r>
+            <w:proofErr w:type="spellEnd"/>
+            <w:r>
+              <w:rPr>
+                <w:b/>
+                <w:bCs/>
+                <w:color w:val="000000"/>
+                <w:sz w:val="20"/>
+                <w:szCs w:val="20"/>
+              </w:rPr>
+              <w:t>/workflows/ci-</w:t>
+            </w:r>
+            <w:proofErr w:type="spellStart"/>
+            <w:r>
+              <w:rPr>
+                <w:b/>
+                <w:bCs/>
+                <w:color w:val="000000"/>
+                <w:sz w:val="20"/>
+                <w:szCs w:val="20"/>
+              </w:rPr>
+              <w:t>staging.yml</w:t>
+            </w:r>
+            <w:proofErr w:type="spellEnd"/>
           </w:p>
         </w:tc>
         <w:tc>
@@ -5922,7 +6839,25 @@
                 <w:sz w:val="20"/>
                 <w:szCs w:val="20"/>
               </w:rPr>
-              <w:t>CI workflow for Staging – triggered on pull_request targeting staging</w:t>
+              <w:t xml:space="preserve">CI workflow for Staging – triggered on </w:t>
+            </w:r>
+            <w:proofErr w:type="spellStart"/>
+            <w:r>
+              <w:rPr>
+                <w:color w:val="000000"/>
+                <w:sz w:val="20"/>
+                <w:szCs w:val="20"/>
+              </w:rPr>
+              <w:t>pull_request</w:t>
+            </w:r>
+            <w:proofErr w:type="spellEnd"/>
+            <w:r>
+              <w:rPr>
+                <w:color w:val="000000"/>
+                <w:sz w:val="20"/>
+                <w:szCs w:val="20"/>
+              </w:rPr>
+              <w:t xml:space="preserve"> targeting staging</w:t>
             </w:r>
           </w:p>
         </w:tc>
@@ -5955,8 +6890,42 @@
                 <w:sz w:val="20"/>
                 <w:szCs w:val="20"/>
               </w:rPr>
-              <w:t>.github/workflows/cd-staging.yml</w:t>
-            </w:r>
+              <w:t>.</w:t>
+            </w:r>
+            <w:proofErr w:type="spellStart"/>
+            <w:r>
+              <w:rPr>
+                <w:b/>
+                <w:bCs/>
+                <w:color w:val="000000"/>
+                <w:sz w:val="20"/>
+                <w:szCs w:val="20"/>
+              </w:rPr>
+              <w:t>github</w:t>
+            </w:r>
+            <w:proofErr w:type="spellEnd"/>
+            <w:r>
+              <w:rPr>
+                <w:b/>
+                <w:bCs/>
+                <w:color w:val="000000"/>
+                <w:sz w:val="20"/>
+                <w:szCs w:val="20"/>
+              </w:rPr>
+              <w:t>/workflows/cd-</w:t>
+            </w:r>
+            <w:proofErr w:type="spellStart"/>
+            <w:r>
+              <w:rPr>
+                <w:b/>
+                <w:bCs/>
+                <w:color w:val="000000"/>
+                <w:sz w:val="20"/>
+                <w:szCs w:val="20"/>
+              </w:rPr>
+              <w:t>staging.yml</w:t>
+            </w:r>
+            <w:proofErr w:type="spellEnd"/>
           </w:p>
         </w:tc>
         <w:tc>
@@ -6017,8 +6986,42 @@
                 <w:sz w:val="20"/>
                 <w:szCs w:val="20"/>
               </w:rPr>
-              <w:t>.github/workflows/ci-prod.yml</w:t>
-            </w:r>
+              <w:t>.</w:t>
+            </w:r>
+            <w:proofErr w:type="spellStart"/>
+            <w:r>
+              <w:rPr>
+                <w:b/>
+                <w:bCs/>
+                <w:color w:val="000000"/>
+                <w:sz w:val="20"/>
+                <w:szCs w:val="20"/>
+              </w:rPr>
+              <w:t>github</w:t>
+            </w:r>
+            <w:proofErr w:type="spellEnd"/>
+            <w:r>
+              <w:rPr>
+                <w:b/>
+                <w:bCs/>
+                <w:color w:val="000000"/>
+                <w:sz w:val="20"/>
+                <w:szCs w:val="20"/>
+              </w:rPr>
+              <w:t>/workflows/ci-</w:t>
+            </w:r>
+            <w:proofErr w:type="spellStart"/>
+            <w:r>
+              <w:rPr>
+                <w:b/>
+                <w:bCs/>
+                <w:color w:val="000000"/>
+                <w:sz w:val="20"/>
+                <w:szCs w:val="20"/>
+              </w:rPr>
+              <w:t>prod.yml</w:t>
+            </w:r>
+            <w:proofErr w:type="spellEnd"/>
           </w:p>
         </w:tc>
         <w:tc>
@@ -6046,7 +7049,25 @@
                 <w:sz w:val="20"/>
                 <w:szCs w:val="20"/>
               </w:rPr>
-              <w:t>CI workflow for Production – triggered on pull_request targeting main</w:t>
+              <w:t xml:space="preserve">CI workflow for Production – triggered on </w:t>
+            </w:r>
+            <w:proofErr w:type="spellStart"/>
+            <w:r>
+              <w:rPr>
+                <w:color w:val="000000"/>
+                <w:sz w:val="20"/>
+                <w:szCs w:val="20"/>
+              </w:rPr>
+              <w:t>pull_request</w:t>
+            </w:r>
+            <w:proofErr w:type="spellEnd"/>
+            <w:r>
+              <w:rPr>
+                <w:color w:val="000000"/>
+                <w:sz w:val="20"/>
+                <w:szCs w:val="20"/>
+              </w:rPr>
+              <w:t xml:space="preserve"> targeting main</w:t>
             </w:r>
           </w:p>
         </w:tc>
@@ -6079,8 +7100,42 @@
                 <w:sz w:val="20"/>
                 <w:szCs w:val="20"/>
               </w:rPr>
-              <w:t>.github/workflows/cd-prod.yml</w:t>
-            </w:r>
+              <w:t>.</w:t>
+            </w:r>
+            <w:proofErr w:type="spellStart"/>
+            <w:r>
+              <w:rPr>
+                <w:b/>
+                <w:bCs/>
+                <w:color w:val="000000"/>
+                <w:sz w:val="20"/>
+                <w:szCs w:val="20"/>
+              </w:rPr>
+              <w:t>github</w:t>
+            </w:r>
+            <w:proofErr w:type="spellEnd"/>
+            <w:r>
+              <w:rPr>
+                <w:b/>
+                <w:bCs/>
+                <w:color w:val="000000"/>
+                <w:sz w:val="20"/>
+                <w:szCs w:val="20"/>
+              </w:rPr>
+              <w:t>/workflows/cd-</w:t>
+            </w:r>
+            <w:proofErr w:type="spellStart"/>
+            <w:r>
+              <w:rPr>
+                <w:b/>
+                <w:bCs/>
+                <w:color w:val="000000"/>
+                <w:sz w:val="20"/>
+                <w:szCs w:val="20"/>
+              </w:rPr>
+              <w:t>prod.yml</w:t>
+            </w:r>
+            <w:proofErr w:type="spellEnd"/>
           </w:p>
         </w:tc>
         <w:tc>
@@ -6698,7 +7753,25 @@
                 <w:sz w:val="20"/>
                 <w:szCs w:val="20"/>
               </w:rPr>
-              <w:t>Deploy-hook webhook URL from the pakvista-dev Render service. Added inside the 'development' environment secrets.</w:t>
+              <w:t xml:space="preserve">Deploy-hook webhook URL from the </w:t>
+            </w:r>
+            <w:proofErr w:type="spellStart"/>
+            <w:r>
+              <w:rPr>
+                <w:color w:val="000000"/>
+                <w:sz w:val="20"/>
+                <w:szCs w:val="20"/>
+              </w:rPr>
+              <w:t>pakvista</w:t>
+            </w:r>
+            <w:proofErr w:type="spellEnd"/>
+            <w:r>
+              <w:rPr>
+                <w:color w:val="000000"/>
+                <w:sz w:val="20"/>
+                <w:szCs w:val="20"/>
+              </w:rPr>
+              <w:t>-dev Render service. Added inside the 'development' environment secrets.</w:t>
             </w:r>
           </w:p>
         </w:tc>
@@ -6791,7 +7864,25 @@
                 <w:sz w:val="20"/>
                 <w:szCs w:val="20"/>
               </w:rPr>
-              <w:t>Deploy-hook webhook URL from the pakvista-staging Render service. Added inside the 'staging' environment secrets.</w:t>
+              <w:t xml:space="preserve">Deploy-hook webhook URL from the </w:t>
+            </w:r>
+            <w:proofErr w:type="spellStart"/>
+            <w:r>
+              <w:rPr>
+                <w:color w:val="000000"/>
+                <w:sz w:val="20"/>
+                <w:szCs w:val="20"/>
+              </w:rPr>
+              <w:t>pakvista</w:t>
+            </w:r>
+            <w:proofErr w:type="spellEnd"/>
+            <w:r>
+              <w:rPr>
+                <w:color w:val="000000"/>
+                <w:sz w:val="20"/>
+                <w:szCs w:val="20"/>
+              </w:rPr>
+              <w:t>-staging Render service. Added inside the 'staging' environment secrets.</w:t>
             </w:r>
           </w:p>
         </w:tc>
@@ -6884,7 +7975,25 @@
                 <w:sz w:val="20"/>
                 <w:szCs w:val="20"/>
               </w:rPr>
-              <w:t>Deploy-hook webhook URL from the pakvista-prod Render service. Added inside the 'production' environment secrets.</w:t>
+              <w:t xml:space="preserve">Deploy-hook webhook URL from the </w:t>
+            </w:r>
+            <w:proofErr w:type="spellStart"/>
+            <w:r>
+              <w:rPr>
+                <w:color w:val="000000"/>
+                <w:sz w:val="20"/>
+                <w:szCs w:val="20"/>
+              </w:rPr>
+              <w:t>pakvista</w:t>
+            </w:r>
+            <w:proofErr w:type="spellEnd"/>
+            <w:r>
+              <w:rPr>
+                <w:color w:val="000000"/>
+                <w:sz w:val="20"/>
+                <w:szCs w:val="20"/>
+              </w:rPr>
+              <w:t>-prod Render service. Added inside the 'production' environment secrets.</w:t>
             </w:r>
           </w:p>
         </w:tc>
@@ -7125,8 +8234,20 @@
                 <w:sz w:val="20"/>
                 <w:szCs w:val="20"/>
               </w:rPr>
-              <w:t>ci-dev.yml</w:t>
-            </w:r>
+              <w:t>ci-</w:t>
+            </w:r>
+            <w:proofErr w:type="spellStart"/>
+            <w:r>
+              <w:rPr>
+                <w:b/>
+                <w:bCs/>
+                <w:color w:val="000000"/>
+                <w:sz w:val="20"/>
+                <w:szCs w:val="20"/>
+              </w:rPr>
+              <w:t>dev.yml</w:t>
+            </w:r>
+            <w:proofErr w:type="spellEnd"/>
           </w:p>
         </w:tc>
         <w:tc>
@@ -7148,6 +8269,7 @@
             <w:vAlign w:val="center"/>
           </w:tcPr>
           <w:p>
+            <w:proofErr w:type="spellStart"/>
             <w:r>
               <w:rPr>
                 <w:color w:val="000000"/>
@@ -7156,6 +8278,7 @@
               </w:rPr>
               <w:t>pull_request</w:t>
             </w:r>
+            <w:proofErr w:type="spellEnd"/>
           </w:p>
         </w:tc>
         <w:tc>
@@ -7245,8 +8368,20 @@
                 <w:sz w:val="20"/>
                 <w:szCs w:val="20"/>
               </w:rPr>
-              <w:t>ci-staging.yml</w:t>
-            </w:r>
+              <w:t>ci-</w:t>
+            </w:r>
+            <w:proofErr w:type="spellStart"/>
+            <w:r>
+              <w:rPr>
+                <w:b/>
+                <w:bCs/>
+                <w:color w:val="000000"/>
+                <w:sz w:val="20"/>
+                <w:szCs w:val="20"/>
+              </w:rPr>
+              <w:t>staging.yml</w:t>
+            </w:r>
+            <w:proofErr w:type="spellEnd"/>
           </w:p>
         </w:tc>
         <w:tc>
@@ -7268,6 +8403,7 @@
             <w:vAlign w:val="center"/>
           </w:tcPr>
           <w:p>
+            <w:proofErr w:type="spellStart"/>
             <w:r>
               <w:rPr>
                 <w:color w:val="000000"/>
@@ -7276,6 +8412,7 @@
               </w:rPr>
               <w:t>pull_request</w:t>
             </w:r>
+            <w:proofErr w:type="spellEnd"/>
           </w:p>
         </w:tc>
         <w:tc>
@@ -7365,8 +8502,20 @@
                 <w:sz w:val="20"/>
                 <w:szCs w:val="20"/>
               </w:rPr>
-              <w:t>ci-prod.yml</w:t>
-            </w:r>
+              <w:t>ci-</w:t>
+            </w:r>
+            <w:proofErr w:type="spellStart"/>
+            <w:r>
+              <w:rPr>
+                <w:b/>
+                <w:bCs/>
+                <w:color w:val="000000"/>
+                <w:sz w:val="20"/>
+                <w:szCs w:val="20"/>
+              </w:rPr>
+              <w:t>prod.yml</w:t>
+            </w:r>
+            <w:proofErr w:type="spellEnd"/>
           </w:p>
         </w:tc>
         <w:tc>
@@ -7388,6 +8537,7 @@
             <w:vAlign w:val="center"/>
           </w:tcPr>
           <w:p>
+            <w:proofErr w:type="spellStart"/>
             <w:r>
               <w:rPr>
                 <w:color w:val="000000"/>
@@ -7396,6 +8546,7 @@
               </w:rPr>
               <w:t>pull_request</w:t>
             </w:r>
+            <w:proofErr w:type="spellEnd"/>
           </w:p>
         </w:tc>
         <w:tc>
@@ -7550,7 +8701,23 @@
     </w:p>
     <w:p>
       <w:r>
-        <w:t>Lint HTML with HTMLHint, CSS with Stylelint and Build with Parcel.</w:t>
+        <w:t xml:space="preserve">Lint HTML with </w:t>
+      </w:r>
+      <w:proofErr w:type="spellStart"/>
+      <w:r>
+        <w:t>HTMLHint</w:t>
+      </w:r>
+      <w:proofErr w:type="spellEnd"/>
+      <w:r>
+        <w:t xml:space="preserve">, CSS with </w:t>
+      </w:r>
+      <w:proofErr w:type="spellStart"/>
+      <w:r>
+        <w:t>Stylelint</w:t>
+      </w:r>
+      <w:proofErr w:type="spellEnd"/>
+      <w:r>
+        <w:t xml:space="preserve"> and Build with Parcel.</w:t>
       </w:r>
     </w:p>
     <w:p/>
@@ -7647,7 +8814,21 @@
         <w:rPr>
           <w:color w:val="000000"/>
         </w:rPr>
-        <w:t>Build the Docker image from the Dockerfile in the project root using docker/build-push-action@v5 with push: false.</w:t>
+        <w:t xml:space="preserve">Build the Docker image from the </w:t>
+      </w:r>
+      <w:proofErr w:type="spellStart"/>
+      <w:r>
+        <w:rPr>
+          <w:color w:val="000000"/>
+        </w:rPr>
+        <w:t>Dockerfile</w:t>
+      </w:r>
+      <w:proofErr w:type="spellEnd"/>
+      <w:r>
+        <w:rPr>
+          <w:color w:val="000000"/>
+        </w:rPr>
+        <w:t xml:space="preserve"> in the project root using docker/build-push-action@v5 with push: false.</w:t>
       </w:r>
     </w:p>
     <w:p>
@@ -7785,7 +8966,21 @@
         <w:rPr>
           <w:color w:val="000000"/>
         </w:rPr>
-        <w:t>The workflow must exit with a non-zero code if any step fails, preventing a broken image from being available for deployment. This is the default behaviour of GitHub Actions (fail-fast).</w:t>
+        <w:t xml:space="preserve">The workflow must exit with a non-zero code if any step fails, preventing a broken image from being available for deployment. This is the default </w:t>
+      </w:r>
+      <w:proofErr w:type="spellStart"/>
+      <w:r>
+        <w:rPr>
+          <w:color w:val="000000"/>
+        </w:rPr>
+        <w:t>behaviour</w:t>
+      </w:r>
+      <w:proofErr w:type="spellEnd"/>
+      <w:r>
+        <w:rPr>
+          <w:color w:val="000000"/>
+        </w:rPr>
+        <w:t xml:space="preserve"> of GitHub Actions (fail-fast).</w:t>
       </w:r>
     </w:p>
     <w:p>
@@ -8046,8 +9241,20 @@
                 <w:sz w:val="20"/>
                 <w:szCs w:val="20"/>
               </w:rPr>
-              <w:t>cd-dev.yml</w:t>
-            </w:r>
+              <w:t>cd-</w:t>
+            </w:r>
+            <w:proofErr w:type="spellStart"/>
+            <w:r>
+              <w:rPr>
+                <w:b/>
+                <w:bCs/>
+                <w:color w:val="000000"/>
+                <w:sz w:val="20"/>
+                <w:szCs w:val="20"/>
+              </w:rPr>
+              <w:t>dev.yml</w:t>
+            </w:r>
+            <w:proofErr w:type="spellEnd"/>
           </w:p>
         </w:tc>
         <w:tc>
@@ -8166,8 +9373,20 @@
                 <w:sz w:val="20"/>
                 <w:szCs w:val="20"/>
               </w:rPr>
-              <w:t>cd-staging.yml</w:t>
-            </w:r>
+              <w:t>cd-</w:t>
+            </w:r>
+            <w:proofErr w:type="spellStart"/>
+            <w:r>
+              <w:rPr>
+                <w:b/>
+                <w:bCs/>
+                <w:color w:val="000000"/>
+                <w:sz w:val="20"/>
+                <w:szCs w:val="20"/>
+              </w:rPr>
+              <w:t>staging.yml</w:t>
+            </w:r>
+            <w:proofErr w:type="spellEnd"/>
           </w:p>
         </w:tc>
         <w:tc>
@@ -8286,8 +9505,20 @@
                 <w:sz w:val="20"/>
                 <w:szCs w:val="20"/>
               </w:rPr>
-              <w:t>cd-prod.yml</w:t>
-            </w:r>
+              <w:t>cd-</w:t>
+            </w:r>
+            <w:proofErr w:type="spellStart"/>
+            <w:r>
+              <w:rPr>
+                <w:b/>
+                <w:bCs/>
+                <w:color w:val="000000"/>
+                <w:sz w:val="20"/>
+                <w:szCs w:val="20"/>
+              </w:rPr>
+              <w:t>prod.yml</w:t>
+            </w:r>
+            <w:proofErr w:type="spellEnd"/>
           </w:p>
         </w:tc>
         <w:tc>
@@ -8516,14 +9747,9 @@
           <w:sz w:val="20"/>
           <w:szCs w:val="20"/>
         </w:rPr>
-        <w:t>curl -X POST ${{ secrets.RENDER_DEPLOY_HOOK_DEV_URL }}    # cd-dev.yml</w:t>
-      </w:r>
-    </w:p>
-    <w:p>
-      <w:pPr>
-        <w:spacing w:before="40" w:after="40"/>
-        <w:ind w:left="720"/>
-      </w:pPr>
+        <w:t xml:space="preserve">curl -X POST ${{ </w:t>
+      </w:r>
+      <w:proofErr w:type="spellStart"/>
       <w:r>
         <w:rPr>
           <w:rFonts w:ascii="Courier New" w:eastAsia="Courier New" w:hAnsi="Courier New" w:cs="Courier New"/>
@@ -8531,14 +9757,9 @@
           <w:sz w:val="20"/>
           <w:szCs w:val="20"/>
         </w:rPr>
-        <w:t>curl -X POST ${{ secrets.RENDER_DEPLOY_HOOK_STAGING_URL }} # cd-staging.yml</w:t>
-      </w:r>
-    </w:p>
-    <w:p>
-      <w:pPr>
-        <w:spacing w:before="40" w:after="40"/>
-        <w:ind w:left="720"/>
-      </w:pPr>
+        <w:t>secrets.RENDER_DEPLOY_HOOK_DEV_URL</w:t>
+      </w:r>
+      <w:proofErr w:type="spellEnd"/>
       <w:r>
         <w:rPr>
           <w:rFonts w:ascii="Courier New" w:eastAsia="Courier New" w:hAnsi="Courier New" w:cs="Courier New"/>
@@ -8546,8 +9767,111 @@
           <w:sz w:val="20"/>
           <w:szCs w:val="20"/>
         </w:rPr>
-        <w:t>curl -X POST ${{ secrets.RENDER_DEPLOY_HOOK_PROD_URL }}    # cd-prod.yml</w:t>
-      </w:r>
+        <w:t xml:space="preserve"> }}    # cd-</w:t>
+      </w:r>
+      <w:proofErr w:type="spellStart"/>
+      <w:r>
+        <w:rPr>
+          <w:rFonts w:ascii="Courier New" w:eastAsia="Courier New" w:hAnsi="Courier New" w:cs="Courier New"/>
+          <w:color w:val="C7254E"/>
+          <w:sz w:val="20"/>
+          <w:szCs w:val="20"/>
+        </w:rPr>
+        <w:t>dev.yml</w:t>
+      </w:r>
+      <w:proofErr w:type="spellEnd"/>
+    </w:p>
+    <w:p>
+      <w:pPr>
+        <w:spacing w:before="40" w:after="40"/>
+        <w:ind w:left="720"/>
+      </w:pPr>
+      <w:r>
+        <w:rPr>
+          <w:rFonts w:ascii="Courier New" w:eastAsia="Courier New" w:hAnsi="Courier New" w:cs="Courier New"/>
+          <w:color w:val="C7254E"/>
+          <w:sz w:val="20"/>
+          <w:szCs w:val="20"/>
+        </w:rPr>
+        <w:t xml:space="preserve">curl -X POST ${{ </w:t>
+      </w:r>
+      <w:proofErr w:type="spellStart"/>
+      <w:r>
+        <w:rPr>
+          <w:rFonts w:ascii="Courier New" w:eastAsia="Courier New" w:hAnsi="Courier New" w:cs="Courier New"/>
+          <w:color w:val="C7254E"/>
+          <w:sz w:val="20"/>
+          <w:szCs w:val="20"/>
+        </w:rPr>
+        <w:t>secrets.RENDER_DEPLOY_HOOK_STAGING_URL</w:t>
+      </w:r>
+      <w:proofErr w:type="spellEnd"/>
+      <w:r>
+        <w:rPr>
+          <w:rFonts w:ascii="Courier New" w:eastAsia="Courier New" w:hAnsi="Courier New" w:cs="Courier New"/>
+          <w:color w:val="C7254E"/>
+          <w:sz w:val="20"/>
+          <w:szCs w:val="20"/>
+        </w:rPr>
+        <w:t xml:space="preserve"> }} # cd-</w:t>
+      </w:r>
+      <w:proofErr w:type="spellStart"/>
+      <w:r>
+        <w:rPr>
+          <w:rFonts w:ascii="Courier New" w:eastAsia="Courier New" w:hAnsi="Courier New" w:cs="Courier New"/>
+          <w:color w:val="C7254E"/>
+          <w:sz w:val="20"/>
+          <w:szCs w:val="20"/>
+        </w:rPr>
+        <w:t>staging.yml</w:t>
+      </w:r>
+      <w:proofErr w:type="spellEnd"/>
+    </w:p>
+    <w:p>
+      <w:pPr>
+        <w:spacing w:before="40" w:after="40"/>
+        <w:ind w:left="720"/>
+      </w:pPr>
+      <w:r>
+        <w:rPr>
+          <w:rFonts w:ascii="Courier New" w:eastAsia="Courier New" w:hAnsi="Courier New" w:cs="Courier New"/>
+          <w:color w:val="C7254E"/>
+          <w:sz w:val="20"/>
+          <w:szCs w:val="20"/>
+        </w:rPr>
+        <w:t xml:space="preserve">curl -X POST ${{ </w:t>
+      </w:r>
+      <w:proofErr w:type="spellStart"/>
+      <w:r>
+        <w:rPr>
+          <w:rFonts w:ascii="Courier New" w:eastAsia="Courier New" w:hAnsi="Courier New" w:cs="Courier New"/>
+          <w:color w:val="C7254E"/>
+          <w:sz w:val="20"/>
+          <w:szCs w:val="20"/>
+        </w:rPr>
+        <w:t>secrets.RENDER_DEPLOY_HOOK_PROD_URL</w:t>
+      </w:r>
+      <w:proofErr w:type="spellEnd"/>
+      <w:r>
+        <w:rPr>
+          <w:rFonts w:ascii="Courier New" w:eastAsia="Courier New" w:hAnsi="Courier New" w:cs="Courier New"/>
+          <w:color w:val="C7254E"/>
+          <w:sz w:val="20"/>
+          <w:szCs w:val="20"/>
+        </w:rPr>
+        <w:t xml:space="preserve"> }}    # cd-</w:t>
+      </w:r>
+      <w:proofErr w:type="spellStart"/>
+      <w:r>
+        <w:rPr>
+          <w:rFonts w:ascii="Courier New" w:eastAsia="Courier New" w:hAnsi="Courier New" w:cs="Courier New"/>
+          <w:color w:val="C7254E"/>
+          <w:sz w:val="20"/>
+          <w:szCs w:val="20"/>
+        </w:rPr>
+        <w:t>prod.yml</w:t>
+      </w:r>
+      <w:proofErr w:type="spellEnd"/>
     </w:p>
     <w:p>
       <w:pPr>
@@ -8659,7 +9983,21 @@
         <w:rPr>
           <w:color w:val="000000"/>
         </w:rPr>
-        <w:t>The workflow must be triggered only on push events to the specified branch (no workflow_dispatch or schedule triggers are required, though they may be added as extras).</w:t>
+        <w:t xml:space="preserve">The workflow must be triggered only on push events to the specified branch (no </w:t>
+      </w:r>
+      <w:proofErr w:type="spellStart"/>
+      <w:r>
+        <w:rPr>
+          <w:color w:val="000000"/>
+        </w:rPr>
+        <w:t>workflow_dispatch</w:t>
+      </w:r>
+      <w:proofErr w:type="spellEnd"/>
+      <w:r>
+        <w:rPr>
+          <w:color w:val="000000"/>
+        </w:rPr>
+        <w:t xml:space="preserve"> or schedule triggers are required, though they may be added as extras).</w:t>
       </w:r>
     </w:p>
     <w:p/>
@@ -8685,7 +10023,21 @@
         <w:rPr>
           <w:color w:val="000000"/>
         </w:rPr>
-        <w:t>The Team Lead must create the Dockerfile in the repository root. The following requirements must be met:</w:t>
+        <w:t xml:space="preserve">The Team Lead must create the </w:t>
+      </w:r>
+      <w:proofErr w:type="spellStart"/>
+      <w:r>
+        <w:rPr>
+          <w:color w:val="000000"/>
+        </w:rPr>
+        <w:t>Dockerfile</w:t>
+      </w:r>
+      <w:proofErr w:type="spellEnd"/>
+      <w:r>
+        <w:rPr>
+          <w:color w:val="000000"/>
+        </w:rPr>
+        <w:t xml:space="preserve"> in the repository root. The following requirements must be met:</w:t>
       </w:r>
     </w:p>
     <w:p/>
@@ -8702,7 +10054,21 @@
         <w:rPr>
           <w:color w:val="000000"/>
         </w:rPr>
-        <w:t>Base image: nginx:alpine (official Nginx image on Alpine Linux). Reference: https://hub.docker.com/_/nginx</w:t>
+        <w:t xml:space="preserve">Base image: </w:t>
+      </w:r>
+      <w:proofErr w:type="spellStart"/>
+      <w:r>
+        <w:rPr>
+          <w:color w:val="000000"/>
+        </w:rPr>
+        <w:t>nginx:alpine</w:t>
+      </w:r>
+      <w:proofErr w:type="spellEnd"/>
+      <w:r>
+        <w:rPr>
+          <w:color w:val="000000"/>
+        </w:rPr>
+        <w:t xml:space="preserve"> (official Nginx image on Alpine Linux). Reference: https://hub.docker.com/_/nginx</w:t>
       </w:r>
     </w:p>
     <w:p>
@@ -8718,7 +10084,21 @@
         <w:rPr>
           <w:color w:val="000000"/>
         </w:rPr>
-        <w:t>The COPY instruction must copy all HTML pages and style.css from the project root into /usr/share/nginx/html/.</w:t>
+        <w:t>The COPY instruction must copy all HTML pages and style.css from the project root into /</w:t>
+      </w:r>
+      <w:proofErr w:type="spellStart"/>
+      <w:r>
+        <w:rPr>
+          <w:color w:val="000000"/>
+        </w:rPr>
+        <w:t>usr</w:t>
+      </w:r>
+      <w:proofErr w:type="spellEnd"/>
+      <w:r>
+        <w:rPr>
+          <w:color w:val="000000"/>
+        </w:rPr>
+        <w:t>/share/nginx/html/.</w:t>
       </w:r>
     </w:p>
     <w:p>
@@ -8766,7 +10146,21 @@
         <w:rPr>
           <w:color w:val="000000"/>
         </w:rPr>
-        <w:t>The Dockerfile must be placed in the repository root (not in a subdirectory).</w:t>
+        <w:t xml:space="preserve">The </w:t>
+      </w:r>
+      <w:proofErr w:type="spellStart"/>
+      <w:r>
+        <w:rPr>
+          <w:color w:val="000000"/>
+        </w:rPr>
+        <w:t>Dockerfile</w:t>
+      </w:r>
+      <w:proofErr w:type="spellEnd"/>
+      <w:r>
+        <w:rPr>
+          <w:color w:val="000000"/>
+        </w:rPr>
+        <w:t xml:space="preserve"> must be placed in the repository root (not in a subdirectory).</w:t>
       </w:r>
     </w:p>
     <w:p/>
@@ -8778,7 +10172,21 @@
         <w:rPr>
           <w:color w:val="000000"/>
         </w:rPr>
-        <w:t>Example minimal Dockerfile:</w:t>
+        <w:t xml:space="preserve">Example minimal </w:t>
+      </w:r>
+      <w:proofErr w:type="spellStart"/>
+      <w:r>
+        <w:rPr>
+          <w:color w:val="000000"/>
+        </w:rPr>
+        <w:t>Dockerfile</w:t>
+      </w:r>
+      <w:proofErr w:type="spellEnd"/>
+      <w:r>
+        <w:rPr>
+          <w:color w:val="000000"/>
+        </w:rPr>
+        <w:t>:</w:t>
       </w:r>
     </w:p>
     <w:p>
@@ -8793,14 +10201,9 @@
           <w:sz w:val="20"/>
           <w:szCs w:val="20"/>
         </w:rPr>
-        <w:t>FROM nginx:alpine</w:t>
-      </w:r>
-    </w:p>
-    <w:p>
-      <w:pPr>
-        <w:spacing w:before="40" w:after="40"/>
-        <w:ind w:left="720"/>
-      </w:pPr>
+        <w:t xml:space="preserve">FROM </w:t>
+      </w:r>
+      <w:proofErr w:type="spellStart"/>
       <w:r>
         <w:rPr>
           <w:rFonts w:ascii="Courier New" w:eastAsia="Courier New" w:hAnsi="Courier New" w:cs="Courier New"/>
@@ -8808,8 +10211,9 @@
           <w:sz w:val="20"/>
           <w:szCs w:val="20"/>
         </w:rPr>
-        <w:t>COPY *.html /usr/share/nginx/html/</w:t>
-      </w:r>
+        <w:t>nginx:alpine</w:t>
+      </w:r>
+      <w:proofErr w:type="spellEnd"/>
     </w:p>
     <w:p>
       <w:pPr>
@@ -8823,7 +10227,62 @@
           <w:sz w:val="20"/>
           <w:szCs w:val="20"/>
         </w:rPr>
-        <w:t>COPY style.css /usr/share/nginx/html/</w:t>
+        <w:t>COPY *.html /</w:t>
+      </w:r>
+      <w:proofErr w:type="spellStart"/>
+      <w:r>
+        <w:rPr>
+          <w:rFonts w:ascii="Courier New" w:eastAsia="Courier New" w:hAnsi="Courier New" w:cs="Courier New"/>
+          <w:color w:val="C7254E"/>
+          <w:sz w:val="20"/>
+          <w:szCs w:val="20"/>
+        </w:rPr>
+        <w:t>usr</w:t>
+      </w:r>
+      <w:proofErr w:type="spellEnd"/>
+      <w:r>
+        <w:rPr>
+          <w:rFonts w:ascii="Courier New" w:eastAsia="Courier New" w:hAnsi="Courier New" w:cs="Courier New"/>
+          <w:color w:val="C7254E"/>
+          <w:sz w:val="20"/>
+          <w:szCs w:val="20"/>
+        </w:rPr>
+        <w:t>/share/nginx/html/</w:t>
+      </w:r>
+    </w:p>
+    <w:p>
+      <w:pPr>
+        <w:spacing w:before="40" w:after="40"/>
+        <w:ind w:left="720"/>
+      </w:pPr>
+      <w:r>
+        <w:rPr>
+          <w:rFonts w:ascii="Courier New" w:eastAsia="Courier New" w:hAnsi="Courier New" w:cs="Courier New"/>
+          <w:color w:val="C7254E"/>
+          <w:sz w:val="20"/>
+          <w:szCs w:val="20"/>
+        </w:rPr>
+        <w:t>COPY style.css /</w:t>
+      </w:r>
+      <w:proofErr w:type="spellStart"/>
+      <w:r>
+        <w:rPr>
+          <w:rFonts w:ascii="Courier New" w:eastAsia="Courier New" w:hAnsi="Courier New" w:cs="Courier New"/>
+          <w:color w:val="C7254E"/>
+          <w:sz w:val="20"/>
+          <w:szCs w:val="20"/>
+        </w:rPr>
+        <w:t>usr</w:t>
+      </w:r>
+      <w:proofErr w:type="spellEnd"/>
+      <w:r>
+        <w:rPr>
+          <w:rFonts w:ascii="Courier New" w:eastAsia="Courier New" w:hAnsi="Courier New" w:cs="Courier New"/>
+          <w:color w:val="C7254E"/>
+          <w:sz w:val="20"/>
+          <w:szCs w:val="20"/>
+        </w:rPr>
+        <w:t>/share/nginx/html/</w:t>
       </w:r>
     </w:p>
     <w:p>
@@ -8854,7 +10313,29 @@
           <w:sz w:val="20"/>
           <w:szCs w:val="20"/>
         </w:rPr>
-        <w:t>Reference – Docker Official nginx Image: https://hub.docker.com/_/nginx | Dockerfile Reference: https://docs.docker.com/reference/dockerfile/</w:t>
+        <w:t xml:space="preserve">Reference – Docker Official nginx Image: https://hub.docker.com/_/nginx | </w:t>
+      </w:r>
+      <w:proofErr w:type="spellStart"/>
+      <w:r>
+        <w:rPr>
+          <w:i/>
+          <w:iCs/>
+          <w:color w:val="595959"/>
+          <w:sz w:val="20"/>
+          <w:szCs w:val="20"/>
+        </w:rPr>
+        <w:t>Dockerfile</w:t>
+      </w:r>
+      <w:proofErr w:type="spellEnd"/>
+      <w:r>
+        <w:rPr>
+          <w:i/>
+          <w:iCs/>
+          <w:color w:val="595959"/>
+          <w:sz w:val="20"/>
+          <w:szCs w:val="20"/>
+        </w:rPr>
+        <w:t xml:space="preserve"> Reference: https://docs.docker.com/reference/dockerfile/</w:t>
       </w:r>
     </w:p>
     <w:p/>
@@ -8923,7 +10404,35 @@
         <w:rPr>
           <w:color w:val="000000"/>
         </w:rPr>
-        <w:t>All pages must link to the shared style.css using: &lt;link rel="stylesheet" href="style.css"&gt;</w:t>
+        <w:t xml:space="preserve">All pages must link to the shared style.css using: &lt;link </w:t>
+      </w:r>
+      <w:proofErr w:type="spellStart"/>
+      <w:r>
+        <w:rPr>
+          <w:color w:val="000000"/>
+        </w:rPr>
+        <w:t>rel</w:t>
+      </w:r>
+      <w:proofErr w:type="spellEnd"/>
+      <w:r>
+        <w:rPr>
+          <w:color w:val="000000"/>
+        </w:rPr>
+        <w:t xml:space="preserve">="stylesheet" </w:t>
+      </w:r>
+      <w:proofErr w:type="spellStart"/>
+      <w:r>
+        <w:rPr>
+          <w:color w:val="000000"/>
+        </w:rPr>
+        <w:t>href</w:t>
+      </w:r>
+      <w:proofErr w:type="spellEnd"/>
+      <w:r>
+        <w:rPr>
+          <w:color w:val="000000"/>
+        </w:rPr>
+        <w:t>="style.css"&gt;</w:t>
       </w:r>
     </w:p>
     <w:p>
@@ -8971,7 +10480,35 @@
         <w:rPr>
           <w:color w:val="000000"/>
         </w:rPr>
-        <w:t>No JavaScript: &lt;script&gt; tags, inline event handlers (onclick, onsubmit, etc.), and external .js file links are strictly prohibited.</w:t>
+        <w:t xml:space="preserve">No JavaScript: &lt;script&gt; tags, inline event handlers (onclick, </w:t>
+      </w:r>
+      <w:proofErr w:type="spellStart"/>
+      <w:r>
+        <w:rPr>
+          <w:color w:val="000000"/>
+        </w:rPr>
+        <w:t>onsubmit</w:t>
+      </w:r>
+      <w:proofErr w:type="spellEnd"/>
+      <w:r>
+        <w:rPr>
+          <w:color w:val="000000"/>
+        </w:rPr>
+        <w:t>, etc.), and external .</w:t>
+      </w:r>
+      <w:proofErr w:type="spellStart"/>
+      <w:r>
+        <w:rPr>
+          <w:color w:val="000000"/>
+        </w:rPr>
+        <w:t>js</w:t>
+      </w:r>
+      <w:proofErr w:type="spellEnd"/>
+      <w:r>
+        <w:rPr>
+          <w:color w:val="000000"/>
+        </w:rPr>
+        <w:t xml:space="preserve"> file links are strictly prohibited.</w:t>
       </w:r>
     </w:p>
     <w:p>
@@ -8987,7 +10524,35 @@
         <w:rPr>
           <w:color w:val="000000"/>
         </w:rPr>
-        <w:t>All images must use HTML &lt;figure&gt; and &lt;figcaption&gt; elements with descriptive alt attributes. Actual image files are optional; a styled empty &lt;div class="img-placeholder"&gt; with a descriptive label inside is acceptable.</w:t>
+        <w:t>All images must use HTML &lt;figure&gt; and &lt;</w:t>
+      </w:r>
+      <w:proofErr w:type="spellStart"/>
+      <w:r>
+        <w:rPr>
+          <w:color w:val="000000"/>
+        </w:rPr>
+        <w:t>figcaption</w:t>
+      </w:r>
+      <w:proofErr w:type="spellEnd"/>
+      <w:r>
+        <w:rPr>
+          <w:color w:val="000000"/>
+        </w:rPr>
+        <w:t>&gt; elements with descriptive alt attributes. Actual image files are optional; a styled empty &lt;div class="</w:t>
+      </w:r>
+      <w:proofErr w:type="spellStart"/>
+      <w:r>
+        <w:rPr>
+          <w:color w:val="000000"/>
+        </w:rPr>
+        <w:t>img</w:t>
+      </w:r>
+      <w:proofErr w:type="spellEnd"/>
+      <w:r>
+        <w:rPr>
+          <w:color w:val="000000"/>
+        </w:rPr>
+        <w:t>-placeholder"&gt; with a descriptive label inside is acceptable.</w:t>
       </w:r>
     </w:p>
     <w:p>
@@ -9057,7 +10622,21 @@
         <w:rPr>
           <w:color w:val="000000"/>
         </w:rPr>
-        <w:t>Define a consistent colour palette using CSS custom properties (CSS variables) at :root level.</w:t>
+        <w:t xml:space="preserve">Define a consistent </w:t>
+      </w:r>
+      <w:proofErr w:type="spellStart"/>
+      <w:r>
+        <w:rPr>
+          <w:color w:val="000000"/>
+        </w:rPr>
+        <w:t>colour</w:t>
+      </w:r>
+      <w:proofErr w:type="spellEnd"/>
+      <w:r>
+        <w:rPr>
+          <w:color w:val="000000"/>
+        </w:rPr>
+        <w:t xml:space="preserve"> palette using CSS custom properties (CSS variables) at :root level.</w:t>
       </w:r>
     </w:p>
     <w:p>
@@ -9073,7 +10652,21 @@
         <w:rPr>
           <w:color w:val="000000"/>
         </w:rPr>
-        <w:t>Provide base styles for: body, h1–h3, p, a, nav, ul/li, table, th, td, footer.</w:t>
+        <w:t xml:space="preserve">Provide base styles for: body, h1–h3, p, a, nav, ul/li, table, </w:t>
+      </w:r>
+      <w:proofErr w:type="spellStart"/>
+      <w:r>
+        <w:rPr>
+          <w:color w:val="000000"/>
+        </w:rPr>
+        <w:t>th</w:t>
+      </w:r>
+      <w:proofErr w:type="spellEnd"/>
+      <w:r>
+        <w:rPr>
+          <w:color w:val="000000"/>
+        </w:rPr>
+        <w:t>, td, footer.</w:t>
       </w:r>
     </w:p>
     <w:p>
@@ -9105,7 +10698,35 @@
         <w:rPr>
           <w:color w:val="000000"/>
         </w:rPr>
-        <w:t>Provide a .img-placeholder class that renders an empty box (e.g., 200px × 150px, with a border and background colour) as a stand-in for actual images.</w:t>
+        <w:t>Provide a .</w:t>
+      </w:r>
+      <w:proofErr w:type="spellStart"/>
+      <w:r>
+        <w:rPr>
+          <w:color w:val="000000"/>
+        </w:rPr>
+        <w:t>img</w:t>
+      </w:r>
+      <w:proofErr w:type="spellEnd"/>
+      <w:r>
+        <w:rPr>
+          <w:color w:val="000000"/>
+        </w:rPr>
+        <w:t xml:space="preserve">-placeholder class that renders an empty box (e.g., 200px × 150px, with a border and background </w:t>
+      </w:r>
+      <w:proofErr w:type="spellStart"/>
+      <w:r>
+        <w:rPr>
+          <w:color w:val="000000"/>
+        </w:rPr>
+        <w:t>colour</w:t>
+      </w:r>
+      <w:proofErr w:type="spellEnd"/>
+      <w:r>
+        <w:rPr>
+          <w:color w:val="000000"/>
+        </w:rPr>
+        <w:t>) as a stand-in for actual images.</w:t>
       </w:r>
     </w:p>
     <w:p>
@@ -9372,8 +10993,20 @@
                 <w:sz w:val="20"/>
                 <w:szCs w:val="20"/>
               </w:rPr>
-              <w:t>ci-dev.yml</w:t>
-            </w:r>
+              <w:t>ci-</w:t>
+            </w:r>
+            <w:proofErr w:type="spellStart"/>
+            <w:r>
+              <w:rPr>
+                <w:b/>
+                <w:bCs/>
+                <w:color w:val="000000"/>
+                <w:sz w:val="20"/>
+                <w:szCs w:val="20"/>
+              </w:rPr>
+              <w:t>dev.yml</w:t>
+            </w:r>
+            <w:proofErr w:type="spellEnd"/>
           </w:p>
         </w:tc>
         <w:tc>
@@ -9395,13 +11028,23 @@
             <w:vAlign w:val="center"/>
           </w:tcPr>
           <w:p>
-            <w:r>
-              <w:rPr>
-                <w:color w:val="000000"/>
-                <w:sz w:val="20"/>
-                <w:szCs w:val="20"/>
-              </w:rPr>
-              <w:t>pull_request → develop</w:t>
+            <w:proofErr w:type="spellStart"/>
+            <w:r>
+              <w:rPr>
+                <w:color w:val="000000"/>
+                <w:sz w:val="20"/>
+                <w:szCs w:val="20"/>
+              </w:rPr>
+              <w:t>pull_request</w:t>
+            </w:r>
+            <w:proofErr w:type="spellEnd"/>
+            <w:r>
+              <w:rPr>
+                <w:color w:val="000000"/>
+                <w:sz w:val="20"/>
+                <w:szCs w:val="20"/>
+              </w:rPr>
+              <w:t xml:space="preserve"> → develop</w:t>
             </w:r>
           </w:p>
         </w:tc>
@@ -9492,8 +11135,20 @@
                 <w:sz w:val="20"/>
                 <w:szCs w:val="20"/>
               </w:rPr>
-              <w:t>cd-dev.yml</w:t>
-            </w:r>
+              <w:t>cd-</w:t>
+            </w:r>
+            <w:proofErr w:type="spellStart"/>
+            <w:r>
+              <w:rPr>
+                <w:b/>
+                <w:bCs/>
+                <w:color w:val="000000"/>
+                <w:sz w:val="20"/>
+                <w:szCs w:val="20"/>
+              </w:rPr>
+              <w:t>dev.yml</w:t>
+            </w:r>
+            <w:proofErr w:type="spellEnd"/>
           </w:p>
         </w:tc>
         <w:tc>
@@ -9612,8 +11267,20 @@
                 <w:sz w:val="20"/>
                 <w:szCs w:val="20"/>
               </w:rPr>
-              <w:t>ci-staging.yml</w:t>
-            </w:r>
+              <w:t>ci-</w:t>
+            </w:r>
+            <w:proofErr w:type="spellStart"/>
+            <w:r>
+              <w:rPr>
+                <w:b/>
+                <w:bCs/>
+                <w:color w:val="000000"/>
+                <w:sz w:val="20"/>
+                <w:szCs w:val="20"/>
+              </w:rPr>
+              <w:t>staging.yml</w:t>
+            </w:r>
+            <w:proofErr w:type="spellEnd"/>
           </w:p>
         </w:tc>
         <w:tc>
@@ -9635,13 +11302,23 @@
             <w:vAlign w:val="center"/>
           </w:tcPr>
           <w:p>
-            <w:r>
-              <w:rPr>
-                <w:color w:val="000000"/>
-                <w:sz w:val="20"/>
-                <w:szCs w:val="20"/>
-              </w:rPr>
-              <w:t>pull_request → staging</w:t>
+            <w:proofErr w:type="spellStart"/>
+            <w:r>
+              <w:rPr>
+                <w:color w:val="000000"/>
+                <w:sz w:val="20"/>
+                <w:szCs w:val="20"/>
+              </w:rPr>
+              <w:t>pull_request</w:t>
+            </w:r>
+            <w:proofErr w:type="spellEnd"/>
+            <w:r>
+              <w:rPr>
+                <w:color w:val="000000"/>
+                <w:sz w:val="20"/>
+                <w:szCs w:val="20"/>
+              </w:rPr>
+              <w:t xml:space="preserve"> → staging</w:t>
             </w:r>
           </w:p>
         </w:tc>
@@ -9732,8 +11409,20 @@
                 <w:sz w:val="20"/>
                 <w:szCs w:val="20"/>
               </w:rPr>
-              <w:t>cd-staging.yml</w:t>
-            </w:r>
+              <w:t>cd-</w:t>
+            </w:r>
+            <w:proofErr w:type="spellStart"/>
+            <w:r>
+              <w:rPr>
+                <w:b/>
+                <w:bCs/>
+                <w:color w:val="000000"/>
+                <w:sz w:val="20"/>
+                <w:szCs w:val="20"/>
+              </w:rPr>
+              <w:t>staging.yml</w:t>
+            </w:r>
+            <w:proofErr w:type="spellEnd"/>
           </w:p>
         </w:tc>
         <w:tc>
@@ -9852,8 +11541,20 @@
                 <w:sz w:val="20"/>
                 <w:szCs w:val="20"/>
               </w:rPr>
-              <w:t>ci-prod.yml</w:t>
-            </w:r>
+              <w:t>ci-</w:t>
+            </w:r>
+            <w:proofErr w:type="spellStart"/>
+            <w:r>
+              <w:rPr>
+                <w:b/>
+                <w:bCs/>
+                <w:color w:val="000000"/>
+                <w:sz w:val="20"/>
+                <w:szCs w:val="20"/>
+              </w:rPr>
+              <w:t>prod.yml</w:t>
+            </w:r>
+            <w:proofErr w:type="spellEnd"/>
           </w:p>
         </w:tc>
         <w:tc>
@@ -9875,13 +11576,23 @@
             <w:vAlign w:val="center"/>
           </w:tcPr>
           <w:p>
-            <w:r>
-              <w:rPr>
-                <w:color w:val="000000"/>
-                <w:sz w:val="20"/>
-                <w:szCs w:val="20"/>
-              </w:rPr>
-              <w:t>pull_request → main</w:t>
+            <w:proofErr w:type="spellStart"/>
+            <w:r>
+              <w:rPr>
+                <w:color w:val="000000"/>
+                <w:sz w:val="20"/>
+                <w:szCs w:val="20"/>
+              </w:rPr>
+              <w:t>pull_request</w:t>
+            </w:r>
+            <w:proofErr w:type="spellEnd"/>
+            <w:r>
+              <w:rPr>
+                <w:color w:val="000000"/>
+                <w:sz w:val="20"/>
+                <w:szCs w:val="20"/>
+              </w:rPr>
+              <w:t xml:space="preserve"> → main</w:t>
             </w:r>
           </w:p>
         </w:tc>
@@ -9972,8 +11683,20 @@
                 <w:sz w:val="20"/>
                 <w:szCs w:val="20"/>
               </w:rPr>
-              <w:t>cd-prod.yml</w:t>
-            </w:r>
+              <w:t>cd-</w:t>
+            </w:r>
+            <w:proofErr w:type="spellStart"/>
+            <w:r>
+              <w:rPr>
+                <w:b/>
+                <w:bCs/>
+                <w:color w:val="000000"/>
+                <w:sz w:val="20"/>
+                <w:szCs w:val="20"/>
+              </w:rPr>
+              <w:t>prod.yml</w:t>
+            </w:r>
+            <w:proofErr w:type="spellEnd"/>
           </w:p>
         </w:tc>
         <w:tc>
@@ -10107,7 +11830,21 @@
         <w:rPr>
           <w:color w:val="000000"/>
         </w:rPr>
-        <w:t>Create a new GitHub repository from scratch (pakvista-cicd or team-agreed name). Do NOT reuse any previous repository.</w:t>
+        <w:t>Create a new GitHub repository from scratch (</w:t>
+      </w:r>
+      <w:proofErr w:type="spellStart"/>
+      <w:r>
+        <w:rPr>
+          <w:color w:val="000000"/>
+        </w:rPr>
+        <w:t>pakvista-cicd</w:t>
+      </w:r>
+      <w:proofErr w:type="spellEnd"/>
+      <w:r>
+        <w:rPr>
+          <w:color w:val="000000"/>
+        </w:rPr>
+        <w:t xml:space="preserve"> or team-agreed name). Do NOT reuse any previous repository.</w:t>
       </w:r>
     </w:p>
     <w:p>
@@ -10171,7 +11908,49 @@
         <w:rPr>
           <w:color w:val="000000"/>
         </w:rPr>
-        <w:t>Create three Render Web Services (pakvista-dev, pakvista-staging, pakvista-prod) each connected to the TL's Docker Hub image. Copy each deploy hook URL and store it in the correct GitHub Environment secret.</w:t>
+        <w:t>Create three Render Web Services (</w:t>
+      </w:r>
+      <w:proofErr w:type="spellStart"/>
+      <w:r>
+        <w:rPr>
+          <w:color w:val="000000"/>
+        </w:rPr>
+        <w:t>pakvista</w:t>
+      </w:r>
+      <w:proofErr w:type="spellEnd"/>
+      <w:r>
+        <w:rPr>
+          <w:color w:val="000000"/>
+        </w:rPr>
+        <w:t xml:space="preserve">-dev, </w:t>
+      </w:r>
+      <w:proofErr w:type="spellStart"/>
+      <w:r>
+        <w:rPr>
+          <w:color w:val="000000"/>
+        </w:rPr>
+        <w:t>pakvista</w:t>
+      </w:r>
+      <w:proofErr w:type="spellEnd"/>
+      <w:r>
+        <w:rPr>
+          <w:color w:val="000000"/>
+        </w:rPr>
+        <w:t xml:space="preserve">-staging, </w:t>
+      </w:r>
+      <w:proofErr w:type="spellStart"/>
+      <w:r>
+        <w:rPr>
+          <w:color w:val="000000"/>
+        </w:rPr>
+        <w:t>pakvista</w:t>
+      </w:r>
+      <w:proofErr w:type="spellEnd"/>
+      <w:r>
+        <w:rPr>
+          <w:color w:val="000000"/>
+        </w:rPr>
+        <w:t>-prod) each connected to the TL's Docker Hub image. Copy each deploy hook URL and store it in the correct GitHub Environment secret.</w:t>
       </w:r>
     </w:p>
     <w:p>
@@ -10203,7 +11982,21 @@
         <w:rPr>
           <w:color w:val="000000"/>
         </w:rPr>
-        <w:t>Set up the initial repository structure: commit style.css, the Dockerfile, and a skeleton index.html (Home / Welcome page).</w:t>
+        <w:t xml:space="preserve">Set up the initial repository structure: commit style.css, the </w:t>
+      </w:r>
+      <w:proofErr w:type="spellStart"/>
+      <w:r>
+        <w:rPr>
+          <w:color w:val="000000"/>
+        </w:rPr>
+        <w:t>Dockerfile</w:t>
+      </w:r>
+      <w:proofErr w:type="spellEnd"/>
+      <w:r>
+        <w:rPr>
+          <w:color w:val="000000"/>
+        </w:rPr>
+        <w:t>, and a skeleton index.html (Home / Welcome page).</w:t>
       </w:r>
     </w:p>
     <w:p>
@@ -10277,7 +12070,21 @@
         <w:rPr>
           <w:color w:val="000000"/>
         </w:rPr>
-        <w:t>Create a personal feature branch from develop using the convention: feature/&lt;github-username&gt;/&lt;page-name&gt;.</w:t>
+        <w:t>Create a personal feature branch from develop using the convention: feature/&lt;</w:t>
+      </w:r>
+      <w:proofErr w:type="spellStart"/>
+      <w:r>
+        <w:rPr>
+          <w:color w:val="000000"/>
+        </w:rPr>
+        <w:t>github</w:t>
+      </w:r>
+      <w:proofErr w:type="spellEnd"/>
+      <w:r>
+        <w:rPr>
+          <w:color w:val="000000"/>
+        </w:rPr>
+        <w:t>-username&gt;/&lt;page-name&gt;.</w:t>
       </w:r>
     </w:p>
     <w:p>
@@ -10309,7 +12116,21 @@
         <w:rPr>
           <w:color w:val="000000"/>
         </w:rPr>
-        <w:t>Author the assigned workflow file (Table 3) in .github/workflows/. The workflow must be syntactically correct, well-commented YAML.</w:t>
+        <w:t>Author the assigned workflow file (Table 3) in .</w:t>
+      </w:r>
+      <w:proofErr w:type="spellStart"/>
+      <w:r>
+        <w:rPr>
+          <w:color w:val="000000"/>
+        </w:rPr>
+        <w:t>github</w:t>
+      </w:r>
+      <w:proofErr w:type="spellEnd"/>
+      <w:r>
+        <w:rPr>
+          <w:color w:val="000000"/>
+        </w:rPr>
+        <w:t>/workflows/. The workflow must be syntactically correct, well-commented YAML.</w:t>
       </w:r>
     </w:p>
     <w:p>
@@ -10341,7 +12162,21 @@
         <w:rPr>
           <w:color w:val="000000"/>
         </w:rPr>
-        <w:t>Open a Pull Request targeting the develop branch with a meaningful PR description. Verify the CI workflow (ci-dev.yml) fires and all steps pass.</w:t>
+        <w:t>Open a Pull Request targeting the develop branch with a meaningful PR description. Verify the CI workflow (ci-</w:t>
+      </w:r>
+      <w:proofErr w:type="spellStart"/>
+      <w:r>
+        <w:rPr>
+          <w:color w:val="000000"/>
+        </w:rPr>
+        <w:t>dev.yml</w:t>
+      </w:r>
+      <w:proofErr w:type="spellEnd"/>
+      <w:r>
+        <w:rPr>
+          <w:color w:val="000000"/>
+        </w:rPr>
+        <w:t>) fires and all steps pass.</w:t>
       </w:r>
     </w:p>
     <w:p>
@@ -10357,7 +12192,21 @@
         <w:rPr>
           <w:color w:val="000000"/>
         </w:rPr>
-        <w:t>After the Team Lead reviews and approves the PR, confirm the PR is merged and the CD workflow (cd-dev.yml) fires automatically.</w:t>
+        <w:t>After the Team Lead reviews and approves the PR, confirm the PR is merged and the CD workflow (cd-</w:t>
+      </w:r>
+      <w:proofErr w:type="spellStart"/>
+      <w:r>
+        <w:rPr>
+          <w:color w:val="000000"/>
+        </w:rPr>
+        <w:t>dev.yml</w:t>
+      </w:r>
+      <w:proofErr w:type="spellEnd"/>
+      <w:r>
+        <w:rPr>
+          <w:color w:val="000000"/>
+        </w:rPr>
+        <w:t>) fires automatically.</w:t>
       </w:r>
     </w:p>
     <w:p>
@@ -10373,7 +12222,21 @@
         <w:rPr>
           <w:color w:val="000000"/>
         </w:rPr>
-        <w:t>Verify the live PakVista Development site on Render reflects the newly added page.</w:t>
+        <w:t xml:space="preserve">Verify the live </w:t>
+      </w:r>
+      <w:proofErr w:type="spellStart"/>
+      <w:r>
+        <w:rPr>
+          <w:color w:val="000000"/>
+        </w:rPr>
+        <w:t>PakVista</w:t>
+      </w:r>
+      <w:proofErr w:type="spellEnd"/>
+      <w:r>
+        <w:rPr>
+          <w:color w:val="000000"/>
+        </w:rPr>
+        <w:t xml:space="preserve"> Development site on Render reflects the newly added page.</w:t>
       </w:r>
     </w:p>
     <w:p>
@@ -10687,7 +12550,25 @@
                 <w:sz w:val="20"/>
                 <w:szCs w:val="20"/>
               </w:rPr>
-              <w:t>Create a new GitHub repository from scratch (pakvista-cicd or team-agreed name). Do NOT reuse any previous assignment repository.</w:t>
+              <w:t>Create a new GitHub repository from scratch (</w:t>
+            </w:r>
+            <w:proofErr w:type="spellStart"/>
+            <w:r>
+              <w:rPr>
+                <w:color w:val="000000"/>
+                <w:sz w:val="20"/>
+                <w:szCs w:val="20"/>
+              </w:rPr>
+              <w:t>pakvista-cicd</w:t>
+            </w:r>
+            <w:proofErr w:type="spellEnd"/>
+            <w:r>
+              <w:rPr>
+                <w:color w:val="000000"/>
+                <w:sz w:val="20"/>
+                <w:szCs w:val="20"/>
+              </w:rPr>
+              <w:t xml:space="preserve"> or team-agreed name). Do NOT reuse any previous assignment repository.</w:t>
             </w:r>
           </w:p>
         </w:tc>
@@ -11766,7 +13647,43 @@
                 <w:sz w:val="20"/>
                 <w:szCs w:val="20"/>
               </w:rPr>
-              <w:t>ci-dev.yml: correct pull_request trigger targeting develop, all five mandatory steps present and correctly configured.</w:t>
+              <w:t>ci-</w:t>
+            </w:r>
+            <w:proofErr w:type="spellStart"/>
+            <w:r>
+              <w:rPr>
+                <w:color w:val="000000"/>
+                <w:sz w:val="20"/>
+                <w:szCs w:val="20"/>
+              </w:rPr>
+              <w:t>dev.yml</w:t>
+            </w:r>
+            <w:proofErr w:type="spellEnd"/>
+            <w:r>
+              <w:rPr>
+                <w:color w:val="000000"/>
+                <w:sz w:val="20"/>
+                <w:szCs w:val="20"/>
+              </w:rPr>
+              <w:t xml:space="preserve">: correct </w:t>
+            </w:r>
+            <w:proofErr w:type="spellStart"/>
+            <w:r>
+              <w:rPr>
+                <w:color w:val="000000"/>
+                <w:sz w:val="20"/>
+                <w:szCs w:val="20"/>
+              </w:rPr>
+              <w:t>pull_request</w:t>
+            </w:r>
+            <w:proofErr w:type="spellEnd"/>
+            <w:r>
+              <w:rPr>
+                <w:color w:val="000000"/>
+                <w:sz w:val="20"/>
+                <w:szCs w:val="20"/>
+              </w:rPr>
+              <w:t xml:space="preserve"> trigger targeting develop, all five mandatory steps present and correctly configured.</w:t>
             </w:r>
           </w:p>
         </w:tc>
@@ -11863,7 +13780,43 @@
                 <w:sz w:val="20"/>
                 <w:szCs w:val="20"/>
               </w:rPr>
-              <w:t>ci-staging.yml: correct pull_request trigger targeting staging, environment-specific image tags (:staging-latest, :staging-&lt;sha&gt;), push to Docker Hub succeeds.</w:t>
+              <w:t>ci-</w:t>
+            </w:r>
+            <w:proofErr w:type="spellStart"/>
+            <w:r>
+              <w:rPr>
+                <w:color w:val="000000"/>
+                <w:sz w:val="20"/>
+                <w:szCs w:val="20"/>
+              </w:rPr>
+              <w:t>staging.yml</w:t>
+            </w:r>
+            <w:proofErr w:type="spellEnd"/>
+            <w:r>
+              <w:rPr>
+                <w:color w:val="000000"/>
+                <w:sz w:val="20"/>
+                <w:szCs w:val="20"/>
+              </w:rPr>
+              <w:t xml:space="preserve">: correct </w:t>
+            </w:r>
+            <w:proofErr w:type="spellStart"/>
+            <w:r>
+              <w:rPr>
+                <w:color w:val="000000"/>
+                <w:sz w:val="20"/>
+                <w:szCs w:val="20"/>
+              </w:rPr>
+              <w:t>pull_request</w:t>
+            </w:r>
+            <w:proofErr w:type="spellEnd"/>
+            <w:r>
+              <w:rPr>
+                <w:color w:val="000000"/>
+                <w:sz w:val="20"/>
+                <w:szCs w:val="20"/>
+              </w:rPr>
+              <w:t xml:space="preserve"> trigger targeting staging, environment-specific image tags (:staging-latest, :staging-&lt;sha&gt;), push to Docker Hub succeeds.</w:t>
             </w:r>
           </w:p>
         </w:tc>
@@ -11960,7 +13913,43 @@
                 <w:sz w:val="20"/>
                 <w:szCs w:val="20"/>
               </w:rPr>
-              <w:t>ci-prod.yml: correct pull_request trigger targeting main, environment-specific image tags (:prod-latest, :prod-&lt;sha&gt;), push to Docker Hub succeeds.</w:t>
+              <w:t>ci-</w:t>
+            </w:r>
+            <w:proofErr w:type="spellStart"/>
+            <w:r>
+              <w:rPr>
+                <w:color w:val="000000"/>
+                <w:sz w:val="20"/>
+                <w:szCs w:val="20"/>
+              </w:rPr>
+              <w:t>prod.yml</w:t>
+            </w:r>
+            <w:proofErr w:type="spellEnd"/>
+            <w:r>
+              <w:rPr>
+                <w:color w:val="000000"/>
+                <w:sz w:val="20"/>
+                <w:szCs w:val="20"/>
+              </w:rPr>
+              <w:t xml:space="preserve">: correct </w:t>
+            </w:r>
+            <w:proofErr w:type="spellStart"/>
+            <w:r>
+              <w:rPr>
+                <w:color w:val="000000"/>
+                <w:sz w:val="20"/>
+                <w:szCs w:val="20"/>
+              </w:rPr>
+              <w:t>pull_request</w:t>
+            </w:r>
+            <w:proofErr w:type="spellEnd"/>
+            <w:r>
+              <w:rPr>
+                <w:color w:val="000000"/>
+                <w:sz w:val="20"/>
+                <w:szCs w:val="20"/>
+              </w:rPr>
+              <w:t xml:space="preserve"> trigger targeting main, environment-specific image tags (:prod-latest, :prod-&lt;sha&gt;), push to Docker Hub succeeds.</w:t>
             </w:r>
           </w:p>
         </w:tc>
@@ -12124,7 +14113,25 @@
                 <w:sz w:val="20"/>
                 <w:szCs w:val="20"/>
               </w:rPr>
-              <w:t>cd-dev.yml: correct push trigger on develop, declares environment: development, curl POST to RENDER_DEPLOY_HOOK_DEV_URL, echo confirmation.</w:t>
+              <w:t>cd-</w:t>
+            </w:r>
+            <w:proofErr w:type="spellStart"/>
+            <w:r>
+              <w:rPr>
+                <w:color w:val="000000"/>
+                <w:sz w:val="20"/>
+                <w:szCs w:val="20"/>
+              </w:rPr>
+              <w:t>dev.yml</w:t>
+            </w:r>
+            <w:proofErr w:type="spellEnd"/>
+            <w:r>
+              <w:rPr>
+                <w:color w:val="000000"/>
+                <w:sz w:val="20"/>
+                <w:szCs w:val="20"/>
+              </w:rPr>
+              <w:t>: correct push trigger on develop, declares environment: development, curl POST to RENDER_DEPLOY_HOOK_DEV_URL, echo confirmation.</w:t>
             </w:r>
           </w:p>
         </w:tc>
@@ -12221,7 +14228,25 @@
                 <w:sz w:val="20"/>
                 <w:szCs w:val="20"/>
               </w:rPr>
-              <w:t>cd-staging.yml: correct push trigger on staging, declares environment: staging, curl POST to RENDER_DEPLOY_HOOK_STAGING_URL, echo confirmation.</w:t>
+              <w:t>cd-</w:t>
+            </w:r>
+            <w:proofErr w:type="spellStart"/>
+            <w:r>
+              <w:rPr>
+                <w:color w:val="000000"/>
+                <w:sz w:val="20"/>
+                <w:szCs w:val="20"/>
+              </w:rPr>
+              <w:t>staging.yml</w:t>
+            </w:r>
+            <w:proofErr w:type="spellEnd"/>
+            <w:r>
+              <w:rPr>
+                <w:color w:val="000000"/>
+                <w:sz w:val="20"/>
+                <w:szCs w:val="20"/>
+              </w:rPr>
+              <w:t>: correct push trigger on staging, declares environment: staging, curl POST to RENDER_DEPLOY_HOOK_STAGING_URL, echo confirmation.</w:t>
             </w:r>
           </w:p>
         </w:tc>
@@ -12318,7 +14343,43 @@
                 <w:sz w:val="20"/>
                 <w:szCs w:val="20"/>
               </w:rPr>
-              <w:t>cd-prod.yml: correct push trigger on main, declares environment: production, curl POST to RENDER_DEPLOY_HOOK_PROD_URL, echo confirmation. Live production PakVista on Render displays all five pages.</w:t>
+              <w:t>cd-</w:t>
+            </w:r>
+            <w:proofErr w:type="spellStart"/>
+            <w:r>
+              <w:rPr>
+                <w:color w:val="000000"/>
+                <w:sz w:val="20"/>
+                <w:szCs w:val="20"/>
+              </w:rPr>
+              <w:t>prod.yml</w:t>
+            </w:r>
+            <w:proofErr w:type="spellEnd"/>
+            <w:r>
+              <w:rPr>
+                <w:color w:val="000000"/>
+                <w:sz w:val="20"/>
+                <w:szCs w:val="20"/>
+              </w:rPr>
+              <w:t xml:space="preserve">: correct push trigger on main, declares environment: production, curl POST to RENDER_DEPLOY_HOOK_PROD_URL, echo confirmation. Live production </w:t>
+            </w:r>
+            <w:proofErr w:type="spellStart"/>
+            <w:r>
+              <w:rPr>
+                <w:color w:val="000000"/>
+                <w:sz w:val="20"/>
+                <w:szCs w:val="20"/>
+              </w:rPr>
+              <w:t>PakVista</w:t>
+            </w:r>
+            <w:proofErr w:type="spellEnd"/>
+            <w:r>
+              <w:rPr>
+                <w:color w:val="000000"/>
+                <w:sz w:val="20"/>
+                <w:szCs w:val="20"/>
+              </w:rPr>
+              <w:t xml:space="preserve"> on Render displays all five pages.</w:t>
             </w:r>
           </w:p>
         </w:tc>
@@ -12789,7 +14850,21 @@
         <w:rPr>
           <w:color w:val="000000"/>
         </w:rPr>
-        <w:t>Screenshot 2: Each member's CI workflow run (ci-dev.yml) triggered by their individual PR – all steps green. One screenshot per member or a combined view showing all members' runs.</w:t>
+        <w:t>Screenshot 2: Each member's CI workflow run (ci-</w:t>
+      </w:r>
+      <w:proofErr w:type="spellStart"/>
+      <w:r>
+        <w:rPr>
+          <w:color w:val="000000"/>
+        </w:rPr>
+        <w:t>dev.yml</w:t>
+      </w:r>
+      <w:proofErr w:type="spellEnd"/>
+      <w:r>
+        <w:rPr>
+          <w:color w:val="000000"/>
+        </w:rPr>
+        <w:t>) triggered by their individual PR – all steps green. One screenshot per member or a combined view showing all members' runs.</w:t>
       </w:r>
     </w:p>
     <w:p>
@@ -12821,7 +14896,49 @@
         <w:rPr>
           <w:color w:val="000000"/>
         </w:rPr>
-        <w:t>Screenshot 4: All three CD workflow runs (cd-dev.yml, cd-staging.yml, cd-prod.yml) – deploy step completed and confirmation echo visible.</w:t>
+        <w:t>Screenshot 4: All three CD workflow runs (cd-</w:t>
+      </w:r>
+      <w:proofErr w:type="spellStart"/>
+      <w:r>
+        <w:rPr>
+          <w:color w:val="000000"/>
+        </w:rPr>
+        <w:t>dev.yml</w:t>
+      </w:r>
+      <w:proofErr w:type="spellEnd"/>
+      <w:r>
+        <w:rPr>
+          <w:color w:val="000000"/>
+        </w:rPr>
+        <w:t>, cd-</w:t>
+      </w:r>
+      <w:proofErr w:type="spellStart"/>
+      <w:r>
+        <w:rPr>
+          <w:color w:val="000000"/>
+        </w:rPr>
+        <w:t>staging.yml</w:t>
+      </w:r>
+      <w:proofErr w:type="spellEnd"/>
+      <w:r>
+        <w:rPr>
+          <w:color w:val="000000"/>
+        </w:rPr>
+        <w:t>, cd-</w:t>
+      </w:r>
+      <w:proofErr w:type="spellStart"/>
+      <w:r>
+        <w:rPr>
+          <w:color w:val="000000"/>
+        </w:rPr>
+        <w:t>prod.yml</w:t>
+      </w:r>
+      <w:proofErr w:type="spellEnd"/>
+      <w:r>
+        <w:rPr>
+          <w:color w:val="000000"/>
+        </w:rPr>
+        <w:t>) – deploy step completed and confirmation echo visible.</w:t>
       </w:r>
     </w:p>
     <w:p>
@@ -12837,7 +14954,21 @@
         <w:rPr>
           <w:color w:val="000000"/>
         </w:rPr>
-        <w:t>Screenshot 5: Live PakVista site on each of the three Render services showing all five pages are accessible (three screenshots total, one per environment).</w:t>
+        <w:t xml:space="preserve">Screenshot 5: Live </w:t>
+      </w:r>
+      <w:proofErr w:type="spellStart"/>
+      <w:r>
+        <w:rPr>
+          <w:color w:val="000000"/>
+        </w:rPr>
+        <w:t>PakVista</w:t>
+      </w:r>
+      <w:proofErr w:type="spellEnd"/>
+      <w:r>
+        <w:rPr>
+          <w:color w:val="000000"/>
+        </w:rPr>
+        <w:t xml:space="preserve"> site on each of the three Render services showing all five pages are accessible (three screenshots total, one per environment).</w:t>
       </w:r>
     </w:p>
     <w:p>
@@ -13264,7 +15395,29 @@
                 <w:sz w:val="20"/>
                 <w:szCs w:val="20"/>
               </w:rPr>
-              <w:t>Live PakVista – Development Render Service (all 5 pages accessible)</w:t>
+              <w:t xml:space="preserve">Live </w:t>
+            </w:r>
+            <w:proofErr w:type="spellStart"/>
+            <w:r>
+              <w:rPr>
+                <w:b/>
+                <w:bCs/>
+                <w:color w:val="000000"/>
+                <w:sz w:val="20"/>
+                <w:szCs w:val="20"/>
+              </w:rPr>
+              <w:t>PakVista</w:t>
+            </w:r>
+            <w:proofErr w:type="spellEnd"/>
+            <w:r>
+              <w:rPr>
+                <w:b/>
+                <w:bCs/>
+                <w:color w:val="000000"/>
+                <w:sz w:val="20"/>
+                <w:szCs w:val="20"/>
+              </w:rPr>
+              <w:t xml:space="preserve"> – Development Render Service (all 5 pages accessible)</w:t>
             </w:r>
           </w:p>
         </w:tc>
@@ -13327,7 +15480,29 @@
                 <w:sz w:val="20"/>
                 <w:szCs w:val="20"/>
               </w:rPr>
-              <w:t>Live PakVista – Staging Render Service (all 5 pages accessible)</w:t>
+              <w:t xml:space="preserve">Live </w:t>
+            </w:r>
+            <w:proofErr w:type="spellStart"/>
+            <w:r>
+              <w:rPr>
+                <w:b/>
+                <w:bCs/>
+                <w:color w:val="000000"/>
+                <w:sz w:val="20"/>
+                <w:szCs w:val="20"/>
+              </w:rPr>
+              <w:t>PakVista</w:t>
+            </w:r>
+            <w:proofErr w:type="spellEnd"/>
+            <w:r>
+              <w:rPr>
+                <w:b/>
+                <w:bCs/>
+                <w:color w:val="000000"/>
+                <w:sz w:val="20"/>
+                <w:szCs w:val="20"/>
+              </w:rPr>
+              <w:t xml:space="preserve"> – Staging Render Service (all 5 pages accessible)</w:t>
             </w:r>
           </w:p>
         </w:tc>
@@ -13391,7 +15566,29 @@
                 <w:szCs w:val="20"/>
               </w:rPr>
               <w:lastRenderedPageBreak/>
-              <w:t>Live PakVista – Production Render Service (all 5 pages accessible)</w:t>
+              <w:t xml:space="preserve">Live </w:t>
+            </w:r>
+            <w:proofErr w:type="spellStart"/>
+            <w:r>
+              <w:rPr>
+                <w:b/>
+                <w:bCs/>
+                <w:color w:val="000000"/>
+                <w:sz w:val="20"/>
+                <w:szCs w:val="20"/>
+              </w:rPr>
+              <w:t>PakVista</w:t>
+            </w:r>
+            <w:proofErr w:type="spellEnd"/>
+            <w:r>
+              <w:rPr>
+                <w:b/>
+                <w:bCs/>
+                <w:color w:val="000000"/>
+                <w:sz w:val="20"/>
+                <w:szCs w:val="20"/>
+              </w:rPr>
+              <w:t xml:space="preserve"> – Production Render Service (all 5 pages accessible)</w:t>
             </w:r>
           </w:p>
         </w:tc>
@@ -13683,7 +15880,21 @@
         <w:rPr>
           <w:color w:val="000000"/>
         </w:rPr>
-        <w:t>All technical work must align with the official documentation listed below. Students are expected to consult these resources while building their workflow files, Dockerfile, and HTML pages.</w:t>
+        <w:t xml:space="preserve">All technical work must align with the official documentation listed below. Students are expected to consult these resources while building their workflow files, </w:t>
+      </w:r>
+      <w:proofErr w:type="spellStart"/>
+      <w:r>
+        <w:rPr>
+          <w:color w:val="000000"/>
+        </w:rPr>
+        <w:t>Dockerfile</w:t>
+      </w:r>
+      <w:proofErr w:type="spellEnd"/>
+      <w:r>
+        <w:rPr>
+          <w:color w:val="000000"/>
+        </w:rPr>
+        <w:t>, and HTML pages.</w:t>
       </w:r>
     </w:p>
     <w:p/>
@@ -13930,7 +16141,29 @@
                 <w:sz w:val="20"/>
                 <w:szCs w:val="20"/>
               </w:rPr>
-              <w:t>GitHub Actions – Contexts (github.sha, secrets, etc.)</w:t>
+              <w:t>GitHub Actions – Contexts (</w:t>
+            </w:r>
+            <w:proofErr w:type="spellStart"/>
+            <w:r>
+              <w:rPr>
+                <w:b/>
+                <w:bCs/>
+                <w:color w:val="000000"/>
+                <w:sz w:val="20"/>
+                <w:szCs w:val="20"/>
+              </w:rPr>
+              <w:t>github.sha</w:t>
+            </w:r>
+            <w:proofErr w:type="spellEnd"/>
+            <w:r>
+              <w:rPr>
+                <w:b/>
+                <w:bCs/>
+                <w:color w:val="000000"/>
+                <w:sz w:val="20"/>
+                <w:szCs w:val="20"/>
+              </w:rPr>
+              <w:t>, secrets, etc.)</w:t>
             </w:r>
           </w:p>
         </w:tc>
@@ -14542,15 +16775,27 @@
             <w:vAlign w:val="center"/>
           </w:tcPr>
           <w:p>
-            <w:r>
-              <w:rPr>
-                <w:b/>
-                <w:bCs/>
-                <w:color w:val="000000"/>
-                <w:sz w:val="20"/>
-                <w:szCs w:val="20"/>
-              </w:rPr>
-              <w:t>Dockerfile Reference</w:t>
+            <w:proofErr w:type="spellStart"/>
+            <w:r>
+              <w:rPr>
+                <w:b/>
+                <w:bCs/>
+                <w:color w:val="000000"/>
+                <w:sz w:val="20"/>
+                <w:szCs w:val="20"/>
+              </w:rPr>
+              <w:t>Dockerfile</w:t>
+            </w:r>
+            <w:proofErr w:type="spellEnd"/>
+            <w:r>
+              <w:rPr>
+                <w:b/>
+                <w:bCs/>
+                <w:color w:val="000000"/>
+                <w:sz w:val="20"/>
+                <w:szCs w:val="20"/>
+              </w:rPr>
+              <w:t xml:space="preserve"> Reference</w:t>
             </w:r>
           </w:p>
         </w:tc>
@@ -16124,6 +18369,7 @@
   <w:style w:type="character" w:default="1" w:styleId="DefaultParagraphFont">
     <w:name w:val="Default Paragraph Font"/>
     <w:uiPriority w:val="1"/>
+    <w:semiHidden/>
     <w:unhideWhenUsed/>
   </w:style>
   <w:style w:type="table" w:default="1" w:styleId="TableNormal">
